--- a/Лабораторная работа 2.docx
+++ b/Лабораторная работа 2.docx
@@ -689,21 +689,12 @@
                 <w:szCs w:val="28"/>
               </w:rPr>
             </w:pPr>
-            <w:proofErr w:type="spellStart"/>
             <w:r>
               <w:rPr>
                 <w:szCs w:val="28"/>
                 <w:u w:val="single"/>
               </w:rPr>
-              <w:t>Воронкин</w:t>
-            </w:r>
-            <w:proofErr w:type="spellEnd"/>
-            <w:r>
-              <w:rPr>
-                <w:szCs w:val="28"/>
-                <w:u w:val="single"/>
-              </w:rPr>
-              <w:t xml:space="preserve"> Роман Александрович</w:t>
+              <w:t>Воронкин Роман Александрович</w:t>
             </w:r>
             <w:r>
               <w:rPr>
@@ -1168,25 +1159,23 @@
           <w:sz w:val="28"/>
           <w:szCs w:val="28"/>
         </w:rPr>
-        <w:t xml:space="preserve">, далее он был </w:t>
-      </w:r>
-      <w:proofErr w:type="spellStart"/>
+        <w:t>, далее он был склонирован на персональный компьютер</w:t>
+      </w:r>
       <w:r>
         <w:rPr>
           <w:color w:val="0F1115"/>
           <w:sz w:val="28"/>
           <w:szCs w:val="28"/>
         </w:rPr>
-        <w:t>склонирован</w:t>
-      </w:r>
-      <w:proofErr w:type="spellEnd"/>
+        <w:t xml:space="preserve">, </w:t>
+      </w:r>
       <w:r>
         <w:rPr>
           <w:color w:val="0F1115"/>
           <w:sz w:val="28"/>
           <w:szCs w:val="28"/>
         </w:rPr>
-        <w:t xml:space="preserve"> на персональный компьютер</w:t>
+        <w:t xml:space="preserve">также был дополнен файл </w:t>
       </w:r>
       <w:r>
         <w:rPr>
@@ -1194,6 +1183,48 @@
           <w:sz w:val="28"/>
           <w:szCs w:val="28"/>
         </w:rPr>
+        <w:t>.</w:t>
+      </w:r>
+      <w:r>
+        <w:rPr>
+          <w:color w:val="0F1115"/>
+          <w:sz w:val="28"/>
+          <w:szCs w:val="28"/>
+          <w:lang w:val="en-US"/>
+        </w:rPr>
+        <w:t>gitignore</w:t>
+      </w:r>
+      <w:r>
+        <w:rPr>
+          <w:color w:val="0F1115"/>
+          <w:sz w:val="28"/>
+          <w:szCs w:val="28"/>
+        </w:rPr>
+        <w:t xml:space="preserve"> </w:t>
+      </w:r>
+      <w:r>
+        <w:rPr>
+          <w:color w:val="0F1115"/>
+          <w:sz w:val="28"/>
+          <w:szCs w:val="28"/>
+        </w:rPr>
+        <w:t xml:space="preserve">необходимыми правилами для языка </w:t>
+      </w:r>
+      <w:r>
+        <w:rPr>
+          <w:color w:val="0F1115"/>
+          <w:sz w:val="28"/>
+          <w:szCs w:val="28"/>
+          <w:lang w:val="en-US"/>
+        </w:rPr>
+        <w:t>Python</w:t>
+      </w:r>
+      <w:r>
+        <w:rPr>
+          <w:color w:val="0F1115"/>
+          <w:sz w:val="28"/>
+          <w:szCs w:val="28"/>
+        </w:rPr>
         <w:t xml:space="preserve">, </w:t>
       </w:r>
       <w:r>
@@ -1201,122 +1232,50 @@
           <w:color w:val="0F1115"/>
           <w:sz w:val="28"/>
           <w:szCs w:val="28"/>
-        </w:rPr>
-        <w:t xml:space="preserve">также был дополнен </w:t>
-      </w:r>
-      <w:proofErr w:type="gramStart"/>
+          <w:lang w:val="en-US"/>
+        </w:rPr>
+        <w:t>IDE</w:t>
+      </w:r>
       <w:r>
         <w:rPr>
           <w:color w:val="0F1115"/>
           <w:sz w:val="28"/>
           <w:szCs w:val="28"/>
         </w:rPr>
-        <w:t xml:space="preserve">файл </w:t>
+        <w:t xml:space="preserve"> </w:t>
       </w:r>
       <w:r>
         <w:rPr>
           <w:color w:val="0F1115"/>
           <w:sz w:val="28"/>
           <w:szCs w:val="28"/>
-        </w:rPr>
-        <w:t>.</w:t>
-      </w:r>
-      <w:proofErr w:type="spellStart"/>
+          <w:lang w:val="en-US"/>
+        </w:rPr>
+        <w:t>PyCharm</w:t>
+      </w:r>
       <w:r>
         <w:rPr>
           <w:color w:val="0F1115"/>
           <w:sz w:val="28"/>
           <w:szCs w:val="28"/>
+        </w:rPr>
+        <w:t xml:space="preserve"> и</w:t>
+      </w:r>
+      <w:r>
+        <w:rPr>
+          <w:color w:val="0F1115"/>
+          <w:sz w:val="28"/>
+          <w:szCs w:val="28"/>
+        </w:rPr>
+        <w:t xml:space="preserve"> </w:t>
+      </w:r>
+      <w:r>
+        <w:rPr>
+          <w:sz w:val="28"/>
           <w:lang w:val="en-US"/>
         </w:rPr>
-        <w:t>gitignore</w:t>
-      </w:r>
-      <w:proofErr w:type="spellEnd"/>
-      <w:proofErr w:type="gramEnd"/>
-      <w:r>
-        <w:rPr>
-          <w:color w:val="0F1115"/>
-          <w:sz w:val="28"/>
-          <w:szCs w:val="28"/>
-        </w:rPr>
-        <w:t xml:space="preserve"> </w:t>
-      </w:r>
-      <w:r>
-        <w:rPr>
-          <w:color w:val="0F1115"/>
-          <w:sz w:val="28"/>
-          <w:szCs w:val="28"/>
-        </w:rPr>
-        <w:t xml:space="preserve">необходимыми правилами для языка </w:t>
-      </w:r>
-      <w:r>
-        <w:rPr>
-          <w:color w:val="0F1115"/>
-          <w:sz w:val="28"/>
-          <w:szCs w:val="28"/>
-          <w:lang w:val="en-US"/>
-        </w:rPr>
-        <w:t>Python</w:t>
-      </w:r>
-      <w:r>
-        <w:rPr>
-          <w:color w:val="0F1115"/>
-          <w:sz w:val="28"/>
-          <w:szCs w:val="28"/>
-        </w:rPr>
-        <w:t xml:space="preserve">, </w:t>
-      </w:r>
-      <w:r>
-        <w:rPr>
-          <w:color w:val="0F1115"/>
-          <w:sz w:val="28"/>
-          <w:szCs w:val="28"/>
-          <w:lang w:val="en-US"/>
-        </w:rPr>
-        <w:t>IDE</w:t>
-      </w:r>
-      <w:r>
-        <w:rPr>
-          <w:color w:val="0F1115"/>
-          <w:sz w:val="28"/>
-          <w:szCs w:val="28"/>
-        </w:rPr>
-        <w:t xml:space="preserve"> </w:t>
-      </w:r>
-      <w:r>
-        <w:rPr>
-          <w:color w:val="0F1115"/>
-          <w:sz w:val="28"/>
-          <w:szCs w:val="28"/>
-          <w:lang w:val="en-US"/>
-        </w:rPr>
-        <w:t>PyCharm</w:t>
-      </w:r>
-      <w:r>
-        <w:rPr>
-          <w:color w:val="0F1115"/>
-          <w:sz w:val="28"/>
-          <w:szCs w:val="28"/>
-        </w:rPr>
-        <w:t xml:space="preserve"> и</w:t>
-      </w:r>
-      <w:r>
-        <w:rPr>
-          <w:color w:val="0F1115"/>
-          <w:sz w:val="28"/>
-          <w:szCs w:val="28"/>
-        </w:rPr>
-        <w:t xml:space="preserve"> </w:t>
-      </w:r>
-      <w:proofErr w:type="spellStart"/>
-      <w:r>
-        <w:rPr>
-          <w:sz w:val="28"/>
-          <w:lang w:val="en-US"/>
-        </w:rPr>
         <w:t>Jupyter</w:t>
       </w:r>
-      <w:proofErr w:type="spellEnd"/>
       <w:r>
         <w:rPr>
           <w:sz w:val="28"/>
@@ -1552,15 +1511,7 @@
           <w:sz w:val="28"/>
           <w:szCs w:val="28"/>
         </w:rPr>
-        <w:t xml:space="preserve">. </w:t>
-      </w:r>
-      <w:r>
-        <w:rPr>
-          <w:color w:val="0F1115"/>
-          <w:sz w:val="28"/>
-          <w:szCs w:val="28"/>
-        </w:rPr>
-        <w:t>Пример 1</w:t>
+        <w:t>. Пример 1</w:t>
       </w:r>
     </w:p>
     <w:p>
@@ -1639,31 +1590,7 @@
           <w:sz w:val="28"/>
           <w:szCs w:val="28"/>
         </w:rPr>
-        <w:t xml:space="preserve">Рисунок </w:t>
-      </w:r>
-      <w:r>
-        <w:rPr>
-          <w:color w:val="0F1115"/>
-          <w:sz w:val="28"/>
-          <w:szCs w:val="28"/>
-        </w:rPr>
-        <w:t>3</w:t>
-      </w:r>
-      <w:r>
-        <w:rPr>
-          <w:color w:val="0F1115"/>
-          <w:sz w:val="28"/>
-          <w:szCs w:val="28"/>
-        </w:rPr>
-        <w:t xml:space="preserve">. Пример </w:t>
-      </w:r>
-      <w:r>
-        <w:rPr>
-          <w:color w:val="0F1115"/>
-          <w:sz w:val="28"/>
-          <w:szCs w:val="28"/>
-        </w:rPr>
-        <w:t>2</w:t>
+        <w:t>Рисунок 3. Пример 2</w:t>
       </w:r>
     </w:p>
     <w:p>
@@ -1741,31 +1668,7 @@
           <w:sz w:val="28"/>
           <w:szCs w:val="28"/>
         </w:rPr>
-        <w:t xml:space="preserve">Рисунок </w:t>
-      </w:r>
-      <w:r>
-        <w:rPr>
-          <w:color w:val="0F1115"/>
-          <w:sz w:val="28"/>
-          <w:szCs w:val="28"/>
-        </w:rPr>
-        <w:t>4</w:t>
-      </w:r>
-      <w:r>
-        <w:rPr>
-          <w:color w:val="0F1115"/>
-          <w:sz w:val="28"/>
-          <w:szCs w:val="28"/>
-        </w:rPr>
-        <w:t xml:space="preserve">. Пример </w:t>
-      </w:r>
-      <w:r>
-        <w:rPr>
-          <w:color w:val="0F1115"/>
-          <w:sz w:val="28"/>
-          <w:szCs w:val="28"/>
-        </w:rPr>
-        <w:t>3</w:t>
+        <w:t>Рисунок 4. Пример 3</w:t>
       </w:r>
     </w:p>
     <w:p>
@@ -1844,31 +1747,7 @@
           <w:sz w:val="28"/>
           <w:szCs w:val="28"/>
         </w:rPr>
-        <w:t xml:space="preserve">Рисунок </w:t>
-      </w:r>
-      <w:r>
-        <w:rPr>
-          <w:color w:val="0F1115"/>
-          <w:sz w:val="28"/>
-          <w:szCs w:val="28"/>
-        </w:rPr>
-        <w:t>5</w:t>
-      </w:r>
-      <w:r>
-        <w:rPr>
-          <w:color w:val="0F1115"/>
-          <w:sz w:val="28"/>
-          <w:szCs w:val="28"/>
-        </w:rPr>
-        <w:t xml:space="preserve">. Пример </w:t>
-      </w:r>
-      <w:r>
-        <w:rPr>
-          <w:color w:val="0F1115"/>
-          <w:sz w:val="28"/>
-          <w:szCs w:val="28"/>
-        </w:rPr>
-        <w:t>4</w:t>
+        <w:t>Рисунок 5. Пример 4</w:t>
       </w:r>
     </w:p>
     <w:p>
@@ -1946,31 +1825,7 @@
           <w:sz w:val="28"/>
           <w:szCs w:val="28"/>
         </w:rPr>
-        <w:t xml:space="preserve">Рисунок </w:t>
-      </w:r>
-      <w:r>
-        <w:rPr>
-          <w:color w:val="0F1115"/>
-          <w:sz w:val="28"/>
-          <w:szCs w:val="28"/>
-        </w:rPr>
-        <w:t>6</w:t>
-      </w:r>
-      <w:r>
-        <w:rPr>
-          <w:color w:val="0F1115"/>
-          <w:sz w:val="28"/>
-          <w:szCs w:val="28"/>
-        </w:rPr>
-        <w:t>. Пример</w:t>
-      </w:r>
-      <w:r>
-        <w:rPr>
-          <w:color w:val="0F1115"/>
-          <w:sz w:val="28"/>
-          <w:szCs w:val="28"/>
-        </w:rPr>
-        <w:t>ы 5</w:t>
+        <w:t>Рисунок 6. Примеры 5</w:t>
       </w:r>
       <w:r>
         <w:rPr>
@@ -2065,31 +1920,7 @@
           <w:sz w:val="28"/>
           <w:szCs w:val="28"/>
         </w:rPr>
-        <w:t xml:space="preserve">Рисунок </w:t>
-      </w:r>
-      <w:r>
-        <w:rPr>
-          <w:color w:val="0F1115"/>
-          <w:sz w:val="28"/>
-          <w:szCs w:val="28"/>
-        </w:rPr>
-        <w:t>7</w:t>
-      </w:r>
-      <w:r>
-        <w:rPr>
-          <w:color w:val="0F1115"/>
-          <w:sz w:val="28"/>
-          <w:szCs w:val="28"/>
-        </w:rPr>
-        <w:t>. Приме</w:t>
-      </w:r>
-      <w:r>
-        <w:rPr>
-          <w:color w:val="0F1115"/>
-          <w:sz w:val="28"/>
-          <w:szCs w:val="28"/>
-        </w:rPr>
-        <w:t>р 12</w:t>
+        <w:t>Рисунок 7. Пример 12</w:t>
       </w:r>
       <w:r>
         <w:rPr>
@@ -2160,31 +1991,7 @@
           <w:sz w:val="28"/>
           <w:szCs w:val="28"/>
         </w:rPr>
-        <w:t xml:space="preserve">Рисунок </w:t>
-      </w:r>
-      <w:r>
-        <w:rPr>
-          <w:color w:val="0F1115"/>
-          <w:sz w:val="28"/>
-          <w:szCs w:val="28"/>
-        </w:rPr>
-        <w:t>8</w:t>
-      </w:r>
-      <w:r>
-        <w:rPr>
-          <w:color w:val="0F1115"/>
-          <w:sz w:val="28"/>
-          <w:szCs w:val="28"/>
-        </w:rPr>
-        <w:t>. Пример 1</w:t>
-      </w:r>
-      <w:r>
-        <w:rPr>
-          <w:color w:val="0F1115"/>
-          <w:sz w:val="28"/>
-          <w:szCs w:val="28"/>
-        </w:rPr>
-        <w:t>4</w:t>
+        <w:t>Рисунок 8. Пример 14</w:t>
       </w:r>
     </w:p>
     <w:p>
@@ -2263,15 +2070,7 @@
           <w:sz w:val="28"/>
           <w:szCs w:val="28"/>
         </w:rPr>
-        <w:t xml:space="preserve">Рисунок 9. Пример </w:t>
-      </w:r>
-      <w:r>
-        <w:rPr>
-          <w:color w:val="0F1115"/>
-          <w:sz w:val="28"/>
-          <w:szCs w:val="28"/>
-        </w:rPr>
-        <w:t>16</w:t>
+        <w:t>Рисунок 9. Пример 16</w:t>
       </w:r>
     </w:p>
     <w:p>
@@ -2452,31 +2251,7 @@
           <w:sz w:val="28"/>
           <w:szCs w:val="28"/>
         </w:rPr>
-        <w:t>Рисунок 1</w:t>
-      </w:r>
-      <w:r>
-        <w:rPr>
-          <w:color w:val="0F1115"/>
-          <w:sz w:val="28"/>
-          <w:szCs w:val="28"/>
-        </w:rPr>
-        <w:t>1</w:t>
-      </w:r>
-      <w:r>
-        <w:rPr>
-          <w:color w:val="0F1115"/>
-          <w:sz w:val="28"/>
-          <w:szCs w:val="28"/>
-        </w:rPr>
-        <w:t xml:space="preserve">. </w:t>
-      </w:r>
-      <w:r>
-        <w:rPr>
-          <w:color w:val="0F1115"/>
-          <w:sz w:val="28"/>
-          <w:szCs w:val="28"/>
-        </w:rPr>
-        <w:t>Задание 1 – код</w:t>
+        <w:t>Рисунок 11. Задание 1 – код</w:t>
       </w:r>
     </w:p>
     <w:p>
@@ -2554,31 +2329,7 @@
           <w:sz w:val="28"/>
           <w:szCs w:val="28"/>
         </w:rPr>
-        <w:t>Рисунок 1</w:t>
-      </w:r>
-      <w:r>
-        <w:rPr>
-          <w:color w:val="0F1115"/>
-          <w:sz w:val="28"/>
-          <w:szCs w:val="28"/>
-        </w:rPr>
-        <w:t>2</w:t>
-      </w:r>
-      <w:r>
-        <w:rPr>
-          <w:color w:val="0F1115"/>
-          <w:sz w:val="28"/>
-          <w:szCs w:val="28"/>
-        </w:rPr>
-        <w:t xml:space="preserve">. Задание 1 – </w:t>
-      </w:r>
-      <w:r>
-        <w:rPr>
-          <w:color w:val="0F1115"/>
-          <w:sz w:val="28"/>
-          <w:szCs w:val="28"/>
-        </w:rPr>
-        <w:t>результат</w:t>
+        <w:t>Рисунок 12. Задание 1 – результат</w:t>
       </w:r>
     </w:p>
     <w:p>
@@ -2748,31 +2499,7 @@
           <w:sz w:val="28"/>
           <w:szCs w:val="28"/>
         </w:rPr>
-        <w:t>Рисунок 1</w:t>
-      </w:r>
-      <w:r>
-        <w:rPr>
-          <w:color w:val="0F1115"/>
-          <w:sz w:val="28"/>
-          <w:szCs w:val="28"/>
-        </w:rPr>
-        <w:t>3</w:t>
-      </w:r>
-      <w:r>
-        <w:rPr>
-          <w:color w:val="0F1115"/>
-          <w:sz w:val="28"/>
-          <w:szCs w:val="28"/>
-        </w:rPr>
-        <w:t xml:space="preserve">. Задание </w:t>
-      </w:r>
-      <w:r>
-        <w:rPr>
-          <w:color w:val="0F1115"/>
-          <w:sz w:val="28"/>
-          <w:szCs w:val="28"/>
-        </w:rPr>
-        <w:t>2</w:t>
+        <w:t>Рисунок 13. Задание 2</w:t>
       </w:r>
     </w:p>
     <w:p>
@@ -2850,31 +2577,7 @@
           <w:sz w:val="28"/>
           <w:szCs w:val="28"/>
         </w:rPr>
-        <w:t>Рисунок 1</w:t>
-      </w:r>
-      <w:r>
-        <w:rPr>
-          <w:color w:val="0F1115"/>
-          <w:sz w:val="28"/>
-          <w:szCs w:val="28"/>
-        </w:rPr>
-        <w:t>4</w:t>
-      </w:r>
-      <w:r>
-        <w:rPr>
-          <w:color w:val="0F1115"/>
-          <w:sz w:val="28"/>
-          <w:szCs w:val="28"/>
-        </w:rPr>
-        <w:t xml:space="preserve">. Задание </w:t>
-      </w:r>
-      <w:r>
-        <w:rPr>
-          <w:color w:val="0F1115"/>
-          <w:sz w:val="28"/>
-          <w:szCs w:val="28"/>
-        </w:rPr>
-        <w:t>3 – код</w:t>
+        <w:t>Рисунок 14. Задание 3 – код</w:t>
       </w:r>
     </w:p>
     <w:p>
@@ -2953,31 +2656,7 @@
           <w:sz w:val="28"/>
           <w:szCs w:val="28"/>
         </w:rPr>
-        <w:t>Рисунок 1</w:t>
-      </w:r>
-      <w:r>
-        <w:rPr>
-          <w:color w:val="0F1115"/>
-          <w:sz w:val="28"/>
-          <w:szCs w:val="28"/>
-        </w:rPr>
-        <w:t>5</w:t>
-      </w:r>
-      <w:r>
-        <w:rPr>
-          <w:color w:val="0F1115"/>
-          <w:sz w:val="28"/>
-          <w:szCs w:val="28"/>
-        </w:rPr>
-        <w:t xml:space="preserve">. Задание 3 – </w:t>
-      </w:r>
-      <w:r>
-        <w:rPr>
-          <w:color w:val="0F1115"/>
-          <w:sz w:val="28"/>
-          <w:szCs w:val="28"/>
-        </w:rPr>
-        <w:t>результат</w:t>
+        <w:t>Рисунок 15. Задание 3 – результат</w:t>
       </w:r>
     </w:p>
     <w:p>
@@ -3055,47 +2734,7 @@
           <w:sz w:val="28"/>
           <w:szCs w:val="28"/>
         </w:rPr>
-        <w:t>Рисунок 1</w:t>
-      </w:r>
-      <w:r>
-        <w:rPr>
-          <w:color w:val="0F1115"/>
-          <w:sz w:val="28"/>
-          <w:szCs w:val="28"/>
-        </w:rPr>
-        <w:t>6</w:t>
-      </w:r>
-      <w:r>
-        <w:rPr>
-          <w:color w:val="0F1115"/>
-          <w:sz w:val="28"/>
-          <w:szCs w:val="28"/>
-        </w:rPr>
-        <w:t xml:space="preserve">. Задание </w:t>
-      </w:r>
-      <w:r>
-        <w:rPr>
-          <w:color w:val="0F1115"/>
-          <w:sz w:val="28"/>
-          <w:szCs w:val="28"/>
-        </w:rPr>
-        <w:t>4</w:t>
-      </w:r>
-      <w:r>
-        <w:rPr>
-          <w:color w:val="0F1115"/>
-          <w:sz w:val="28"/>
-          <w:szCs w:val="28"/>
-        </w:rPr>
-        <w:t xml:space="preserve"> – </w:t>
-      </w:r>
-      <w:r>
-        <w:rPr>
-          <w:color w:val="0F1115"/>
-          <w:sz w:val="28"/>
-          <w:szCs w:val="28"/>
-        </w:rPr>
-        <w:t>код</w:t>
+        <w:t>Рисунок 16. Задание 4 – код</w:t>
       </w:r>
     </w:p>
     <w:p>
@@ -3174,31 +2813,7 @@
           <w:sz w:val="28"/>
           <w:szCs w:val="28"/>
         </w:rPr>
-        <w:t>Рисунок 1</w:t>
-      </w:r>
-      <w:r>
-        <w:rPr>
-          <w:color w:val="0F1115"/>
-          <w:sz w:val="28"/>
-          <w:szCs w:val="28"/>
-        </w:rPr>
-        <w:t>7</w:t>
-      </w:r>
-      <w:r>
-        <w:rPr>
-          <w:color w:val="0F1115"/>
-          <w:sz w:val="28"/>
-          <w:szCs w:val="28"/>
-        </w:rPr>
-        <w:t xml:space="preserve">. Задание 4 – </w:t>
-      </w:r>
-      <w:r>
-        <w:rPr>
-          <w:color w:val="0F1115"/>
-          <w:sz w:val="28"/>
-          <w:szCs w:val="28"/>
-        </w:rPr>
-        <w:t>результат</w:t>
+        <w:t>Рисунок 17. Задание 4 – результат</w:t>
       </w:r>
     </w:p>
     <w:p>
@@ -3276,47 +2891,7 @@
           <w:sz w:val="28"/>
           <w:szCs w:val="28"/>
         </w:rPr>
-        <w:t>Рисунок 1</w:t>
-      </w:r>
-      <w:r>
-        <w:rPr>
-          <w:color w:val="0F1115"/>
-          <w:sz w:val="28"/>
-          <w:szCs w:val="28"/>
-        </w:rPr>
-        <w:t>8</w:t>
-      </w:r>
-      <w:r>
-        <w:rPr>
-          <w:color w:val="0F1115"/>
-          <w:sz w:val="28"/>
-          <w:szCs w:val="28"/>
-        </w:rPr>
-        <w:t xml:space="preserve">. Задание </w:t>
-      </w:r>
-      <w:r>
-        <w:rPr>
-          <w:color w:val="0F1115"/>
-          <w:sz w:val="28"/>
-          <w:szCs w:val="28"/>
-        </w:rPr>
-        <w:t>5</w:t>
-      </w:r>
-      <w:r>
-        <w:rPr>
-          <w:color w:val="0F1115"/>
-          <w:sz w:val="28"/>
-          <w:szCs w:val="28"/>
-        </w:rPr>
-        <w:t xml:space="preserve"> – </w:t>
-      </w:r>
-      <w:r>
-        <w:rPr>
-          <w:color w:val="0F1115"/>
-          <w:sz w:val="28"/>
-          <w:szCs w:val="28"/>
-        </w:rPr>
-        <w:t>код</w:t>
+        <w:t>Рисунок 18. Задание 5 – код</w:t>
       </w:r>
     </w:p>
     <w:p>
@@ -3395,31 +2970,7 @@
           <w:sz w:val="28"/>
           <w:szCs w:val="28"/>
         </w:rPr>
-        <w:t>Рисунок 1</w:t>
-      </w:r>
-      <w:r>
-        <w:rPr>
-          <w:color w:val="0F1115"/>
-          <w:sz w:val="28"/>
-          <w:szCs w:val="28"/>
-        </w:rPr>
-        <w:t>9</w:t>
-      </w:r>
-      <w:r>
-        <w:rPr>
-          <w:color w:val="0F1115"/>
-          <w:sz w:val="28"/>
-          <w:szCs w:val="28"/>
-        </w:rPr>
-        <w:t xml:space="preserve">. Задание 5 – </w:t>
-      </w:r>
-      <w:r>
-        <w:rPr>
-          <w:color w:val="0F1115"/>
-          <w:sz w:val="28"/>
-          <w:szCs w:val="28"/>
-        </w:rPr>
-        <w:t>результат</w:t>
+        <w:t>Рисунок 19. Задание 5 – результат</w:t>
       </w:r>
     </w:p>
     <w:p>
@@ -3497,47 +3048,7 @@
           <w:sz w:val="28"/>
           <w:szCs w:val="28"/>
         </w:rPr>
-        <w:t xml:space="preserve">Рисунок </w:t>
-      </w:r>
-      <w:r>
-        <w:rPr>
-          <w:color w:val="0F1115"/>
-          <w:sz w:val="28"/>
-          <w:szCs w:val="28"/>
-        </w:rPr>
-        <w:t>20</w:t>
-      </w:r>
-      <w:r>
-        <w:rPr>
-          <w:color w:val="0F1115"/>
-          <w:sz w:val="28"/>
-          <w:szCs w:val="28"/>
-        </w:rPr>
-        <w:t xml:space="preserve">. Задание </w:t>
-      </w:r>
-      <w:r>
-        <w:rPr>
-          <w:color w:val="0F1115"/>
-          <w:sz w:val="28"/>
-          <w:szCs w:val="28"/>
-        </w:rPr>
-        <w:t>6</w:t>
-      </w:r>
-      <w:r>
-        <w:rPr>
-          <w:color w:val="0F1115"/>
-          <w:sz w:val="28"/>
-          <w:szCs w:val="28"/>
-        </w:rPr>
-        <w:t xml:space="preserve"> – </w:t>
-      </w:r>
-      <w:r>
-        <w:rPr>
-          <w:color w:val="0F1115"/>
-          <w:sz w:val="28"/>
-          <w:szCs w:val="28"/>
-        </w:rPr>
-        <w:t>код</w:t>
+        <w:t>Рисунок 20. Задание 6 – код</w:t>
       </w:r>
     </w:p>
     <w:p>
@@ -3646,31 +3157,7 @@
           <w:sz w:val="28"/>
           <w:szCs w:val="28"/>
         </w:rPr>
-        <w:t>Рисунок 2</w:t>
-      </w:r>
-      <w:r>
-        <w:rPr>
-          <w:color w:val="0F1115"/>
-          <w:sz w:val="28"/>
-          <w:szCs w:val="28"/>
-        </w:rPr>
-        <w:t>1</w:t>
-      </w:r>
-      <w:r>
-        <w:rPr>
-          <w:color w:val="0F1115"/>
-          <w:sz w:val="28"/>
-          <w:szCs w:val="28"/>
-        </w:rPr>
-        <w:t xml:space="preserve">. Задание 6 – </w:t>
-      </w:r>
-      <w:r>
-        <w:rPr>
-          <w:color w:val="0F1115"/>
-          <w:sz w:val="28"/>
-          <w:szCs w:val="28"/>
-        </w:rPr>
-        <w:t>результат</w:t>
+        <w:t>Рисунок 21. Задание 6 – результат</w:t>
       </w:r>
     </w:p>
     <w:p>
@@ -3748,39 +3235,7 @@
           <w:sz w:val="28"/>
           <w:szCs w:val="28"/>
         </w:rPr>
-        <w:t>Рисунок 2</w:t>
-      </w:r>
-      <w:r>
-        <w:rPr>
-          <w:color w:val="0F1115"/>
-          <w:sz w:val="28"/>
-          <w:szCs w:val="28"/>
-        </w:rPr>
-        <w:t>2</w:t>
-      </w:r>
-      <w:r>
-        <w:rPr>
-          <w:color w:val="0F1115"/>
-          <w:sz w:val="28"/>
-          <w:szCs w:val="28"/>
-        </w:rPr>
-        <w:t xml:space="preserve">. Задание </w:t>
-      </w:r>
-      <w:r>
-        <w:rPr>
-          <w:color w:val="0F1115"/>
-          <w:sz w:val="28"/>
-          <w:szCs w:val="28"/>
-        </w:rPr>
-        <w:t>7</w:t>
-      </w:r>
-      <w:r>
-        <w:rPr>
-          <w:color w:val="0F1115"/>
-          <w:sz w:val="28"/>
-          <w:szCs w:val="28"/>
-        </w:rPr>
-        <w:t xml:space="preserve"> – код</w:t>
+        <w:t>Рисунок 22. Задание 7 – код</w:t>
       </w:r>
     </w:p>
     <w:p>
@@ -3859,39 +3314,7 @@
           <w:sz w:val="28"/>
           <w:szCs w:val="28"/>
         </w:rPr>
-        <w:t>Рисунок 2</w:t>
-      </w:r>
-      <w:r>
-        <w:rPr>
-          <w:color w:val="0F1115"/>
-          <w:sz w:val="28"/>
-          <w:szCs w:val="28"/>
-        </w:rPr>
-        <w:t>3</w:t>
-      </w:r>
-      <w:r>
-        <w:rPr>
-          <w:color w:val="0F1115"/>
-          <w:sz w:val="28"/>
-          <w:szCs w:val="28"/>
-        </w:rPr>
-        <w:t xml:space="preserve">. Задание </w:t>
-      </w:r>
-      <w:r>
-        <w:rPr>
-          <w:color w:val="0F1115"/>
-          <w:sz w:val="28"/>
-          <w:szCs w:val="28"/>
-        </w:rPr>
-        <w:t>7</w:t>
-      </w:r>
-      <w:r>
-        <w:rPr>
-          <w:color w:val="0F1115"/>
-          <w:sz w:val="28"/>
-          <w:szCs w:val="28"/>
-        </w:rPr>
-        <w:t xml:space="preserve"> – результат</w:t>
+        <w:t>Рисунок 23. Задание 7 – результат</w:t>
       </w:r>
     </w:p>
     <w:p>
@@ -3969,47 +3392,7 @@
           <w:sz w:val="28"/>
           <w:szCs w:val="28"/>
         </w:rPr>
-        <w:t>Рисунок 2</w:t>
-      </w:r>
-      <w:r>
-        <w:rPr>
-          <w:color w:val="0F1115"/>
-          <w:sz w:val="28"/>
-          <w:szCs w:val="28"/>
-        </w:rPr>
-        <w:t>4</w:t>
-      </w:r>
-      <w:r>
-        <w:rPr>
-          <w:color w:val="0F1115"/>
-          <w:sz w:val="28"/>
-          <w:szCs w:val="28"/>
-        </w:rPr>
-        <w:t xml:space="preserve">. Задание </w:t>
-      </w:r>
-      <w:r>
-        <w:rPr>
-          <w:color w:val="0F1115"/>
-          <w:sz w:val="28"/>
-          <w:szCs w:val="28"/>
-        </w:rPr>
-        <w:t>8</w:t>
-      </w:r>
-      <w:r>
-        <w:rPr>
-          <w:color w:val="0F1115"/>
-          <w:sz w:val="28"/>
-          <w:szCs w:val="28"/>
-        </w:rPr>
-        <w:t xml:space="preserve"> – </w:t>
-      </w:r>
-      <w:r>
-        <w:rPr>
-          <w:color w:val="0F1115"/>
-          <w:sz w:val="28"/>
-          <w:szCs w:val="28"/>
-        </w:rPr>
-        <w:t>код</w:t>
+        <w:t>Рисунок 24. Задание 8 – код</w:t>
       </w:r>
     </w:p>
     <w:p>
@@ -4088,31 +3471,7 @@
           <w:sz w:val="28"/>
           <w:szCs w:val="28"/>
         </w:rPr>
-        <w:t>Рисунок 2</w:t>
-      </w:r>
-      <w:r>
-        <w:rPr>
-          <w:color w:val="0F1115"/>
-          <w:sz w:val="28"/>
-          <w:szCs w:val="28"/>
-        </w:rPr>
-        <w:t>5</w:t>
-      </w:r>
-      <w:r>
-        <w:rPr>
-          <w:color w:val="0F1115"/>
-          <w:sz w:val="28"/>
-          <w:szCs w:val="28"/>
-        </w:rPr>
-        <w:t xml:space="preserve">. Задание 8 – </w:t>
-      </w:r>
-      <w:r>
-        <w:rPr>
-          <w:color w:val="0F1115"/>
-          <w:sz w:val="28"/>
-          <w:szCs w:val="28"/>
-        </w:rPr>
-        <w:t>результат</w:t>
+        <w:t>Рисунок 25. Задание 8 – результат</w:t>
       </w:r>
     </w:p>
     <w:p>
@@ -4190,47 +3549,7 @@
           <w:sz w:val="28"/>
           <w:szCs w:val="28"/>
         </w:rPr>
-        <w:t>Рисунок 2</w:t>
-      </w:r>
-      <w:r>
-        <w:rPr>
-          <w:color w:val="0F1115"/>
-          <w:sz w:val="28"/>
-          <w:szCs w:val="28"/>
-        </w:rPr>
-        <w:t>6</w:t>
-      </w:r>
-      <w:r>
-        <w:rPr>
-          <w:color w:val="0F1115"/>
-          <w:sz w:val="28"/>
-          <w:szCs w:val="28"/>
-        </w:rPr>
-        <w:t xml:space="preserve">. Задание </w:t>
-      </w:r>
-      <w:r>
-        <w:rPr>
-          <w:color w:val="0F1115"/>
-          <w:sz w:val="28"/>
-          <w:szCs w:val="28"/>
-        </w:rPr>
-        <w:t>9</w:t>
-      </w:r>
-      <w:r>
-        <w:rPr>
-          <w:color w:val="0F1115"/>
-          <w:sz w:val="28"/>
-          <w:szCs w:val="28"/>
-        </w:rPr>
-        <w:t xml:space="preserve"> – </w:t>
-      </w:r>
-      <w:r>
-        <w:rPr>
-          <w:color w:val="0F1115"/>
-          <w:sz w:val="28"/>
-          <w:szCs w:val="28"/>
-        </w:rPr>
-        <w:t>код</w:t>
+        <w:t>Рисунок 26. Задание 9 – код</w:t>
       </w:r>
     </w:p>
     <w:p>
@@ -4309,31 +3628,7 @@
           <w:sz w:val="28"/>
           <w:szCs w:val="28"/>
         </w:rPr>
-        <w:t>Рисунок 2</w:t>
-      </w:r>
-      <w:r>
-        <w:rPr>
-          <w:color w:val="0F1115"/>
-          <w:sz w:val="28"/>
-          <w:szCs w:val="28"/>
-        </w:rPr>
-        <w:t>7</w:t>
-      </w:r>
-      <w:r>
-        <w:rPr>
-          <w:color w:val="0F1115"/>
-          <w:sz w:val="28"/>
-          <w:szCs w:val="28"/>
-        </w:rPr>
-        <w:t xml:space="preserve">. Задание 9 – </w:t>
-      </w:r>
-      <w:r>
-        <w:rPr>
-          <w:color w:val="0F1115"/>
-          <w:sz w:val="28"/>
-          <w:szCs w:val="28"/>
-        </w:rPr>
-        <w:t>результат</w:t>
+        <w:t>Рисунок 27. Задание 9 – результат</w:t>
       </w:r>
     </w:p>
     <w:p>
@@ -4411,47 +3706,7 @@
           <w:sz w:val="28"/>
           <w:szCs w:val="28"/>
         </w:rPr>
-        <w:t>Рисунок 2</w:t>
-      </w:r>
-      <w:r>
-        <w:rPr>
-          <w:color w:val="0F1115"/>
-          <w:sz w:val="28"/>
-          <w:szCs w:val="28"/>
-        </w:rPr>
-        <w:t>8</w:t>
-      </w:r>
-      <w:r>
-        <w:rPr>
-          <w:color w:val="0F1115"/>
-          <w:sz w:val="28"/>
-          <w:szCs w:val="28"/>
-        </w:rPr>
-        <w:t xml:space="preserve">. Задание </w:t>
-      </w:r>
-      <w:r>
-        <w:rPr>
-          <w:color w:val="0F1115"/>
-          <w:sz w:val="28"/>
-          <w:szCs w:val="28"/>
-        </w:rPr>
-        <w:t>10</w:t>
-      </w:r>
-      <w:r>
-        <w:rPr>
-          <w:color w:val="0F1115"/>
-          <w:sz w:val="28"/>
-          <w:szCs w:val="28"/>
-        </w:rPr>
-        <w:t xml:space="preserve"> – </w:t>
-      </w:r>
-      <w:r>
-        <w:rPr>
-          <w:color w:val="0F1115"/>
-          <w:sz w:val="28"/>
-          <w:szCs w:val="28"/>
-        </w:rPr>
-        <w:t>код</w:t>
+        <w:t>Рисунок 28. Задание 10 – код</w:t>
       </w:r>
     </w:p>
     <w:p>
@@ -4529,31 +3784,7 @@
           <w:sz w:val="28"/>
           <w:szCs w:val="28"/>
         </w:rPr>
-        <w:t>Рисунок 2</w:t>
-      </w:r>
-      <w:r>
-        <w:rPr>
-          <w:color w:val="0F1115"/>
-          <w:sz w:val="28"/>
-          <w:szCs w:val="28"/>
-        </w:rPr>
-        <w:t>9</w:t>
-      </w:r>
-      <w:r>
-        <w:rPr>
-          <w:color w:val="0F1115"/>
-          <w:sz w:val="28"/>
-          <w:szCs w:val="28"/>
-        </w:rPr>
-        <w:t xml:space="preserve">. Задание 10 – </w:t>
-      </w:r>
-      <w:r>
-        <w:rPr>
-          <w:color w:val="0F1115"/>
-          <w:sz w:val="28"/>
-          <w:szCs w:val="28"/>
-        </w:rPr>
-        <w:t>результат</w:t>
+        <w:t>Рисунок 29. Задание 10 – результат</w:t>
       </w:r>
     </w:p>
     <w:p>
@@ -4687,31 +3918,7 @@
           <w:sz w:val="28"/>
           <w:szCs w:val="28"/>
         </w:rPr>
-        <w:t xml:space="preserve">Рисунок </w:t>
-      </w:r>
-      <w:r>
-        <w:rPr>
-          <w:color w:val="0F1115"/>
-          <w:sz w:val="28"/>
-          <w:szCs w:val="28"/>
-        </w:rPr>
-        <w:t>30-31</w:t>
-      </w:r>
-      <w:r>
-        <w:rPr>
-          <w:color w:val="0F1115"/>
-          <w:sz w:val="28"/>
-          <w:szCs w:val="28"/>
-        </w:rPr>
-        <w:t xml:space="preserve">. </w:t>
-      </w:r>
-      <w:r>
-        <w:rPr>
-          <w:color w:val="0F1115"/>
-          <w:sz w:val="28"/>
-          <w:szCs w:val="28"/>
-        </w:rPr>
-        <w:t>Код для индивидуального задания. Решение матричным методом и методом Крамера</w:t>
+        <w:t>Рисунок 30-31. Код для индивидуального задания. Решение матричным методом и методом Крамера</w:t>
       </w:r>
     </w:p>
     <w:p>
@@ -4860,31 +4067,7 @@
           <w:sz w:val="28"/>
           <w:szCs w:val="28"/>
         </w:rPr>
-        <w:t xml:space="preserve">Рисунок </w:t>
-      </w:r>
-      <w:r>
-        <w:rPr>
-          <w:color w:val="0F1115"/>
-          <w:sz w:val="28"/>
-          <w:szCs w:val="28"/>
-        </w:rPr>
-        <w:t>32</w:t>
-      </w:r>
-      <w:r>
-        <w:rPr>
-          <w:color w:val="0F1115"/>
-          <w:sz w:val="28"/>
-          <w:szCs w:val="28"/>
-        </w:rPr>
-        <w:t xml:space="preserve">. </w:t>
-      </w:r>
-      <w:r>
-        <w:rPr>
-          <w:color w:val="0F1115"/>
-          <w:sz w:val="28"/>
-          <w:szCs w:val="28"/>
-        </w:rPr>
-        <w:t>Результат выполнения кода для индивидуального задания, решения методом Крамера и матричным методом</w:t>
+        <w:t>Рисунок 32. Результат выполнения кода для индивидуального задания, решения методом Крамера и матричным методом</w:t>
       </w:r>
     </w:p>
     <w:p>
@@ -5106,7 +4289,6 @@
         </w:rPr>
         <w:t xml:space="preserve">2. Что такое массивы </w:t>
       </w:r>
-      <w:proofErr w:type="spellStart"/>
       <w:r>
         <w:rPr>
           <w:b/>
@@ -5116,7 +4298,6 @@
         </w:rPr>
         <w:t>ndarray</w:t>
       </w:r>
-      <w:proofErr w:type="spellEnd"/>
       <w:r>
         <w:rPr>
           <w:b/>
@@ -5138,7 +4319,6 @@
           <w:lang w:eastAsia="en-US"/>
         </w:rPr>
       </w:pPr>
-      <w:proofErr w:type="spellStart"/>
       <w:r>
         <w:rPr>
           <w:sz w:val="28"/>
@@ -5147,7 +4327,6 @@
         </w:rPr>
         <w:t>ndarray</w:t>
       </w:r>
-      <w:proofErr w:type="spellEnd"/>
       <w:r>
         <w:rPr>
           <w:sz w:val="28"/>
@@ -5260,7 +4439,6 @@
         </w:rPr>
         <w:t xml:space="preserve">. Основные характеристики </w:t>
       </w:r>
-      <w:proofErr w:type="spellStart"/>
       <w:r>
         <w:rPr>
           <w:sz w:val="28"/>
@@ -5269,7 +4447,6 @@
         </w:rPr>
         <w:t>ndarray</w:t>
       </w:r>
-      <w:proofErr w:type="spellEnd"/>
       <w:r>
         <w:rPr>
           <w:sz w:val="28"/>
@@ -5310,7 +4487,6 @@
         </w:rPr>
         <w:t xml:space="preserve"> форма массива, </w:t>
       </w:r>
-      <w:proofErr w:type="spellStart"/>
       <w:r>
         <w:rPr>
           <w:sz w:val="28"/>
@@ -5319,7 +4495,6 @@
         </w:rPr>
         <w:t>ndim</w:t>
       </w:r>
-      <w:proofErr w:type="spellEnd"/>
       <w:r>
         <w:rPr>
           <w:sz w:val="28"/>
@@ -5376,7 +4551,6 @@
         </w:rPr>
         <w:t xml:space="preserve"> количество элементов, </w:t>
       </w:r>
-      <w:proofErr w:type="spellStart"/>
       <w:r>
         <w:rPr>
           <w:sz w:val="28"/>
@@ -5385,7 +4559,6 @@
         </w:rPr>
         <w:t>dtype</w:t>
       </w:r>
-      <w:proofErr w:type="spellEnd"/>
       <w:r>
         <w:rPr>
           <w:sz w:val="28"/>
@@ -5467,7 +4640,6 @@
         </w:rPr>
         <w:t xml:space="preserve"> запись </w:t>
       </w:r>
-      <w:proofErr w:type="gramStart"/>
       <w:r>
         <w:rPr>
           <w:sz w:val="28"/>
@@ -5484,8 +4656,6 @@
         </w:rPr>
         <w:t>[</w:t>
       </w:r>
-      <w:proofErr w:type="spellStart"/>
-      <w:proofErr w:type="gramEnd"/>
       <w:r>
         <w:rPr>
           <w:sz w:val="28"/>
@@ -5494,7 +4664,6 @@
         </w:rPr>
         <w:t>i</w:t>
       </w:r>
-      <w:proofErr w:type="spellEnd"/>
       <w:r>
         <w:rPr>
           <w:sz w:val="28"/>
@@ -5519,7 +4688,6 @@
         </w:rPr>
         <w:t xml:space="preserve">] обращается к элементу </w:t>
       </w:r>
-      <w:proofErr w:type="spellStart"/>
       <w:r>
         <w:rPr>
           <w:sz w:val="28"/>
@@ -5528,7 +4696,6 @@
         </w:rPr>
         <w:t>i</w:t>
       </w:r>
-      <w:proofErr w:type="spellEnd"/>
       <w:r>
         <w:rPr>
           <w:sz w:val="28"/>
@@ -5585,7 +4752,6 @@
         </w:rPr>
         <w:t>[</w:t>
       </w:r>
-      <w:proofErr w:type="spellStart"/>
       <w:r>
         <w:rPr>
           <w:sz w:val="28"/>
@@ -5594,7 +4760,6 @@
         </w:rPr>
         <w:t>i</w:t>
       </w:r>
-      <w:proofErr w:type="spellEnd"/>
       <w:r>
         <w:rPr>
           <w:sz w:val="28"/>
@@ -5619,7 +4784,6 @@
         </w:rPr>
         <w:t xml:space="preserve"> ко всей </w:t>
       </w:r>
-      <w:proofErr w:type="spellStart"/>
       <w:r>
         <w:rPr>
           <w:sz w:val="28"/>
@@ -5629,7 +4793,6 @@
         <w:lastRenderedPageBreak/>
         <w:t>i</w:t>
       </w:r>
-      <w:proofErr w:type="spellEnd"/>
       <w:r>
         <w:rPr>
           <w:sz w:val="28"/>
@@ -5750,7 +4913,6 @@
         </w:rPr>
         <w:t xml:space="preserve"> к подматрице. Также применяются отрицательные индексы, шаги среза, многоточие </w:t>
       </w:r>
-      <w:proofErr w:type="gramStart"/>
       <w:r>
         <w:rPr>
           <w:sz w:val="28"/>
@@ -5765,16 +4927,7 @@
           <w:szCs w:val="22"/>
           <w:lang w:eastAsia="en-US"/>
         </w:rPr>
-        <w:t>[</w:t>
-      </w:r>
-      <w:proofErr w:type="gramEnd"/>
-      <w:r>
-        <w:rPr>
-          <w:sz w:val="28"/>
-          <w:szCs w:val="22"/>
-          <w:lang w:eastAsia="en-US"/>
-        </w:rPr>
-        <w:t xml:space="preserve">..., 0] и добавление новой оси через </w:t>
+        <w:t xml:space="preserve">[..., 0] и добавление новой оси через </w:t>
       </w:r>
       <w:r>
         <w:rPr>
@@ -5792,7 +4945,6 @@
         </w:rPr>
         <w:t>.</w:t>
       </w:r>
-      <w:proofErr w:type="spellStart"/>
       <w:r>
         <w:rPr>
           <w:sz w:val="28"/>
@@ -5801,7 +4953,6 @@
         </w:rPr>
         <w:t>newaxis</w:t>
       </w:r>
-      <w:proofErr w:type="spellEnd"/>
       <w:r>
         <w:rPr>
           <w:sz w:val="28"/>
@@ -5867,7 +5018,6 @@
         </w:rPr>
         <w:t xml:space="preserve"> или методов объекта </w:t>
       </w:r>
-      <w:proofErr w:type="spellStart"/>
       <w:r>
         <w:rPr>
           <w:sz w:val="28"/>
@@ -5876,7 +5026,6 @@
         </w:rPr>
         <w:t>ndarray</w:t>
       </w:r>
-      <w:proofErr w:type="spellEnd"/>
       <w:r>
         <w:rPr>
           <w:sz w:val="28"/>
@@ -5885,7 +5034,6 @@
         </w:rPr>
         <w:t xml:space="preserve">. Основные функции: </w:t>
       </w:r>
-      <w:proofErr w:type="gramStart"/>
       <w:r>
         <w:rPr>
           <w:sz w:val="28"/>
@@ -5910,7 +5058,6 @@
         </w:rPr>
         <w:t>mean</w:t>
       </w:r>
-      <w:proofErr w:type="gramEnd"/>
       <w:r>
         <w:rPr>
           <w:sz w:val="28"/>
@@ -6269,25 +5416,7 @@
           <w:szCs w:val="22"/>
           <w:lang w:eastAsia="en-US"/>
         </w:rPr>
-        <w:t xml:space="preserve"> </w:t>
-      </w:r>
-      <w:proofErr w:type="spellStart"/>
-      <w:r>
-        <w:rPr>
-          <w:sz w:val="28"/>
-          <w:szCs w:val="22"/>
-          <w:lang w:eastAsia="en-US"/>
-        </w:rPr>
-        <w:t>процентили</w:t>
-      </w:r>
-      <w:proofErr w:type="spellEnd"/>
-      <w:r>
-        <w:rPr>
-          <w:sz w:val="28"/>
-          <w:szCs w:val="22"/>
-          <w:lang w:eastAsia="en-US"/>
-        </w:rPr>
-        <w:t xml:space="preserve"> и квантили. Параметр </w:t>
+        <w:t xml:space="preserve"> процентили и квантили. Параметр </w:t>
       </w:r>
       <w:r>
         <w:rPr>
@@ -6326,7 +5455,6 @@
         </w:rPr>
         <w:t xml:space="preserve">5. Как выполняется выборка данных из массивов </w:t>
       </w:r>
-      <w:proofErr w:type="spellStart"/>
       <w:r>
         <w:rPr>
           <w:b/>
@@ -6336,7 +5464,6 @@
         </w:rPr>
         <w:t>ndarray</w:t>
       </w:r>
-      <w:proofErr w:type="spellEnd"/>
       <w:r>
         <w:rPr>
           <w:b/>
@@ -6366,7 +5493,6 @@
         </w:rPr>
         <w:t xml:space="preserve">Выборка данных из </w:t>
       </w:r>
-      <w:proofErr w:type="spellStart"/>
       <w:r>
         <w:rPr>
           <w:sz w:val="28"/>
@@ -6375,7 +5501,6 @@
         </w:rPr>
         <w:t>ndarray</w:t>
       </w:r>
-      <w:proofErr w:type="spellEnd"/>
       <w:r>
         <w:rPr>
           <w:sz w:val="28"/>
@@ -6384,7 +5509,6 @@
         </w:rPr>
         <w:t xml:space="preserve"> выполняется с помощью срезов, целочисленной индексации и логических масок. Например, </w:t>
       </w:r>
-      <w:proofErr w:type="gramStart"/>
       <w:r>
         <w:rPr>
           <w:sz w:val="28"/>
@@ -6399,17 +5523,40 @@
           <w:szCs w:val="22"/>
           <w:lang w:eastAsia="en-US"/>
         </w:rPr>
+        <w:t xml:space="preserve">[0:3] выбирает первые три элемента или строки, </w:t>
+      </w:r>
+      <w:r>
+        <w:rPr>
+          <w:sz w:val="28"/>
+          <w:szCs w:val="22"/>
+          <w:lang w:val="en-US" w:eastAsia="en-US"/>
+        </w:rPr>
+        <w:t>A</w:t>
+      </w:r>
+      <w:r>
+        <w:rPr>
+          <w:sz w:val="28"/>
+          <w:szCs w:val="22"/>
+          <w:lang w:eastAsia="en-US"/>
+        </w:rPr>
+        <w:t xml:space="preserve">[[0, 2, 4]] выбирает элементы с указанными индексами, </w:t>
+      </w:r>
+      <w:r>
+        <w:rPr>
+          <w:sz w:val="28"/>
+          <w:szCs w:val="22"/>
+          <w:lang w:val="en-US" w:eastAsia="en-US"/>
+        </w:rPr>
+        <w:t>A</w:t>
+      </w:r>
+      <w:r>
+        <w:rPr>
+          <w:sz w:val="28"/>
+          <w:szCs w:val="22"/>
+          <w:lang w:eastAsia="en-US"/>
+        </w:rPr>
         <w:t>[</w:t>
       </w:r>
-      <w:proofErr w:type="gramEnd"/>
-      <w:r>
-        <w:rPr>
-          <w:sz w:val="28"/>
-          <w:szCs w:val="22"/>
-          <w:lang w:eastAsia="en-US"/>
-        </w:rPr>
-        <w:t xml:space="preserve">0:3] выбирает первые три элемента или строки, </w:t>
-      </w:r>
       <w:r>
         <w:rPr>
           <w:sz w:val="28"/>
@@ -6424,41 +5571,8 @@
           <w:szCs w:val="22"/>
           <w:lang w:eastAsia="en-US"/>
         </w:rPr>
-        <w:t xml:space="preserve">[[0, 2, 4]] выбирает элементы с указанными индексами, </w:t>
-      </w:r>
-      <w:r>
-        <w:rPr>
-          <w:sz w:val="28"/>
-          <w:szCs w:val="22"/>
-          <w:lang w:val="en-US" w:eastAsia="en-US"/>
-        </w:rPr>
-        <w:t>A</w:t>
-      </w:r>
-      <w:r>
-        <w:rPr>
-          <w:sz w:val="28"/>
-          <w:szCs w:val="22"/>
-          <w:lang w:eastAsia="en-US"/>
-        </w:rPr>
-        <w:t>[</w:t>
-      </w:r>
-      <w:r>
-        <w:rPr>
-          <w:sz w:val="28"/>
-          <w:szCs w:val="22"/>
-          <w:lang w:val="en-US" w:eastAsia="en-US"/>
-        </w:rPr>
-        <w:t>A</w:t>
-      </w:r>
-      <w:r>
-        <w:rPr>
-          <w:sz w:val="28"/>
-          <w:szCs w:val="22"/>
-          <w:lang w:eastAsia="en-US"/>
-        </w:rPr>
         <w:t xml:space="preserve"> &gt; 0] возвращает только положительные элементы. Для более сложной выборки используются </w:t>
       </w:r>
-      <w:proofErr w:type="gramStart"/>
       <w:r>
         <w:rPr>
           <w:sz w:val="28"/>
@@ -6483,7 +5597,6 @@
         </w:rPr>
         <w:t>where</w:t>
       </w:r>
-      <w:proofErr w:type="gramEnd"/>
       <w:r>
         <w:rPr>
           <w:sz w:val="28"/>
@@ -6645,43 +5758,7 @@
           <w:szCs w:val="22"/>
           <w:lang w:eastAsia="en-US"/>
         </w:rPr>
-        <w:t xml:space="preserve">вектор, нулевой вектор и единичный вектор. К основным видам матриц относятся квадратные, прямоугольные, нулевые, единичные, диагональные, скалярные, </w:t>
-      </w:r>
-      <w:proofErr w:type="spellStart"/>
-      <w:r>
-        <w:rPr>
-          <w:sz w:val="28"/>
-          <w:szCs w:val="22"/>
-          <w:lang w:eastAsia="en-US"/>
-        </w:rPr>
-        <w:t>верхнетреугольные</w:t>
-      </w:r>
-      <w:proofErr w:type="spellEnd"/>
-      <w:r>
-        <w:rPr>
-          <w:sz w:val="28"/>
-          <w:szCs w:val="22"/>
-          <w:lang w:eastAsia="en-US"/>
-        </w:rPr>
-        <w:t xml:space="preserve">, </w:t>
-      </w:r>
-      <w:proofErr w:type="spellStart"/>
-      <w:r>
-        <w:rPr>
-          <w:sz w:val="28"/>
-          <w:szCs w:val="22"/>
-          <w:lang w:eastAsia="en-US"/>
-        </w:rPr>
-        <w:t>нижнетреугольные</w:t>
-      </w:r>
-      <w:proofErr w:type="spellEnd"/>
-      <w:r>
-        <w:rPr>
-          <w:sz w:val="28"/>
-          <w:szCs w:val="22"/>
-          <w:lang w:eastAsia="en-US"/>
-        </w:rPr>
-        <w:t>, симметрические и кососимметрические матрицы.</w:t>
+        <w:t>вектор, нулевой вектор и единичный вектор. К основным видам матриц относятся квадратные, прямоугольные, нулевые, единичные, диагональные, скалярные, верхнетреугольные, нижнетреугольные, симметрические и кососимметрические матрицы.</w:t>
       </w:r>
     </w:p>
     <w:p>
@@ -6975,7 +6052,6 @@
         </w:rPr>
         <w:t>.</w:t>
       </w:r>
-      <w:proofErr w:type="spellStart"/>
       <w:r>
         <w:rPr>
           <w:sz w:val="28"/>
@@ -6984,7 +6060,6 @@
         </w:rPr>
         <w:t>diag</w:t>
       </w:r>
-      <w:proofErr w:type="spellEnd"/>
       <w:r>
         <w:rPr>
           <w:sz w:val="28"/>
@@ -7025,7 +6100,6 @@
         </w:rPr>
         <w:t>.</w:t>
       </w:r>
-      <w:proofErr w:type="spellStart"/>
       <w:r>
         <w:rPr>
           <w:sz w:val="28"/>
@@ -7034,7 +6108,6 @@
         </w:rPr>
         <w:t>arange</w:t>
       </w:r>
-      <w:proofErr w:type="spellEnd"/>
       <w:r>
         <w:rPr>
           <w:sz w:val="28"/>
@@ -7059,7 +6132,6 @@
         </w:rPr>
         <w:t>.</w:t>
       </w:r>
-      <w:proofErr w:type="spellStart"/>
       <w:r>
         <w:rPr>
           <w:sz w:val="28"/>
@@ -7068,7 +6140,6 @@
         </w:rPr>
         <w:t>linspace</w:t>
       </w:r>
-      <w:proofErr w:type="spellEnd"/>
       <w:r>
         <w:rPr>
           <w:sz w:val="28"/>
@@ -7158,7 +6229,6 @@
         </w:rPr>
         <w:t>.</w:t>
       </w:r>
-      <w:proofErr w:type="spellStart"/>
       <w:r>
         <w:rPr>
           <w:sz w:val="28"/>
@@ -7167,7 +6237,6 @@
         </w:rPr>
         <w:t>triu</w:t>
       </w:r>
-      <w:proofErr w:type="spellEnd"/>
       <w:r>
         <w:rPr>
           <w:sz w:val="28"/>
@@ -7192,7 +6261,6 @@
         </w:rPr>
         <w:t>.</w:t>
       </w:r>
-      <w:proofErr w:type="spellStart"/>
       <w:r>
         <w:rPr>
           <w:sz w:val="28"/>
@@ -7201,7 +6269,6 @@
         </w:rPr>
         <w:t>tril</w:t>
       </w:r>
-      <w:proofErr w:type="spellEnd"/>
       <w:r>
         <w:rPr>
           <w:sz w:val="28"/>
@@ -7290,7 +6357,6 @@
         </w:rPr>
         <w:t xml:space="preserve">вектор создается как </w:t>
       </w:r>
-      <w:proofErr w:type="gramStart"/>
       <w:r>
         <w:rPr>
           <w:sz w:val="28"/>
@@ -7315,7 +6381,6 @@
         </w:rPr>
         <w:t>array</w:t>
       </w:r>
-      <w:proofErr w:type="gramEnd"/>
       <w:r>
         <w:rPr>
           <w:sz w:val="28"/>
@@ -7461,7 +6526,6 @@
         </w:rPr>
         <w:t xml:space="preserve">Транспонирование матрицы </w:t>
       </w:r>
-      <w:proofErr w:type="gramStart"/>
       <w:r>
         <w:rPr>
           <w:sz w:val="28"/>
@@ -7476,16 +6540,7 @@
           <w:szCs w:val="22"/>
           <w:lang w:eastAsia="en-US"/>
         </w:rPr>
-        <w:t xml:space="preserve"> это</w:t>
-      </w:r>
-      <w:proofErr w:type="gramEnd"/>
-      <w:r>
-        <w:rPr>
-          <w:sz w:val="28"/>
-          <w:szCs w:val="22"/>
-          <w:lang w:eastAsia="en-US"/>
-        </w:rPr>
-        <w:t xml:space="preserve"> операция замены строк матрицы ее столбцами. Если дана матрица </w:t>
+        <w:t xml:space="preserve"> это операция замены строк матрицы ее столбцами. Если дана матрица </w:t>
       </w:r>
       <w:r>
         <w:rPr>
@@ -7615,7 +6670,6 @@
         </w:rPr>
         <w:t xml:space="preserve">, </w:t>
       </w:r>
-      <w:proofErr w:type="gramStart"/>
       <w:r>
         <w:rPr>
           <w:sz w:val="28"/>
@@ -7640,7 +6694,6 @@
         </w:rPr>
         <w:t>transpose</w:t>
       </w:r>
-      <w:proofErr w:type="gramEnd"/>
       <w:r>
         <w:rPr>
           <w:sz w:val="28"/>
@@ -7802,7 +6855,6 @@
         </w:rPr>
         <w:t xml:space="preserve"> + </w:t>
       </w:r>
-      <w:proofErr w:type="gramStart"/>
       <w:r>
         <w:rPr>
           <w:sz w:val="28"/>
@@ -7827,7 +6879,6 @@
         </w:rPr>
         <w:t>ᵀ</w:t>
       </w:r>
-      <w:proofErr w:type="gramEnd"/>
       <w:r>
         <w:rPr>
           <w:sz w:val="28"/>
@@ -8186,16 +7237,7 @@
           <w:szCs w:val="22"/>
           <w:lang w:eastAsia="en-US"/>
         </w:rPr>
-        <w:t>⁻</w:t>
-      </w:r>
-      <w:proofErr w:type="gramStart"/>
-      <w:r>
-        <w:rPr>
-          <w:sz w:val="28"/>
-          <w:szCs w:val="22"/>
-          <w:lang w:eastAsia="en-US"/>
-        </w:rPr>
-        <w:t>¹)</w:t>
+        <w:t>⁻¹)</w:t>
       </w:r>
       <w:r>
         <w:rPr>
@@ -8213,7 +7255,6 @@
         </w:rPr>
         <w:t>.</w:t>
       </w:r>
-      <w:proofErr w:type="gramEnd"/>
     </w:p>
     <w:p>
       <w:pPr>
@@ -8321,7 +7362,6 @@
         </w:rPr>
         <w:t xml:space="preserve">, метод </w:t>
       </w:r>
-      <w:proofErr w:type="gramStart"/>
       <w:r>
         <w:rPr>
           <w:sz w:val="28"/>
@@ -8346,7 +7386,6 @@
         </w:rPr>
         <w:t>transpose</w:t>
       </w:r>
-      <w:proofErr w:type="gramEnd"/>
       <w:r>
         <w:rPr>
           <w:sz w:val="28"/>
@@ -8419,7 +7458,6 @@
         </w:rPr>
         <w:t>.</w:t>
       </w:r>
-      <w:proofErr w:type="spellStart"/>
       <w:r>
         <w:rPr>
           <w:sz w:val="28"/>
@@ -8428,7 +7466,6 @@
         </w:rPr>
         <w:t>swapaxes</w:t>
       </w:r>
-      <w:proofErr w:type="spellEnd"/>
       <w:r>
         <w:rPr>
           <w:sz w:val="28"/>
@@ -8485,7 +7522,6 @@
         </w:rPr>
         <w:t xml:space="preserve">2), которая меняет местами две оси многомерного массива. Для массивов с числом измерений больше двух можно задавать порядок осей через </w:t>
       </w:r>
-      <w:proofErr w:type="gramStart"/>
       <w:r>
         <w:rPr>
           <w:sz w:val="28"/>
@@ -8510,7 +7546,6 @@
         </w:rPr>
         <w:t>transpose</w:t>
       </w:r>
-      <w:proofErr w:type="gramEnd"/>
       <w:r>
         <w:rPr>
           <w:sz w:val="28"/>
@@ -8599,7 +7634,6 @@
         </w:rPr>
         <w:t xml:space="preserve">столбец необходимо задавать как двумерный массив, например через </w:t>
       </w:r>
-      <w:proofErr w:type="gramStart"/>
       <w:r>
         <w:rPr>
           <w:sz w:val="28"/>
@@ -8616,7 +7650,6 @@
         </w:rPr>
         <w:t>(</w:t>
       </w:r>
-      <w:proofErr w:type="gramEnd"/>
       <w:r>
         <w:rPr>
           <w:sz w:val="28"/>
@@ -8876,7 +7909,6 @@
         </w:rPr>
         <w:t xml:space="preserve">, также можно использовать функцию </w:t>
       </w:r>
-      <w:proofErr w:type="gramStart"/>
       <w:r>
         <w:rPr>
           <w:sz w:val="28"/>
@@ -8901,7 +7933,6 @@
         </w:rPr>
         <w:t>multiply</w:t>
       </w:r>
-      <w:proofErr w:type="gramEnd"/>
       <w:r>
         <w:rPr>
           <w:sz w:val="28"/>
@@ -8983,7 +8014,6 @@
         </w:rPr>
         <w:t xml:space="preserve">Операция умножения матрицы на число обладает следующими свойствами: </w:t>
       </w:r>
-      <w:proofErr w:type="gramStart"/>
       <w:r>
         <w:rPr>
           <w:sz w:val="28"/>
@@ -9000,7 +8030,6 @@
         </w:rPr>
         <w:t>(</w:t>
       </w:r>
-      <w:proofErr w:type="gramEnd"/>
       <w:r>
         <w:rPr>
           <w:sz w:val="28"/>
@@ -10099,7 +9128,6 @@
         </w:rPr>
         <w:t xml:space="preserve">). В общем случае вычитание не является коммутативным и ассоциативным. Также выполняется распределительное свойство относительно умножения на число: </w:t>
       </w:r>
-      <w:proofErr w:type="gramStart"/>
       <w:r>
         <w:rPr>
           <w:sz w:val="28"/>
@@ -10116,7 +9144,6 @@
         </w:rPr>
         <w:t>(</w:t>
       </w:r>
-      <w:proofErr w:type="gramEnd"/>
       <w:r>
         <w:rPr>
           <w:sz w:val="28"/>
@@ -10272,7 +9299,6 @@
         </w:rPr>
         <w:t xml:space="preserve">, а также функциями </w:t>
       </w:r>
-      <w:proofErr w:type="gramStart"/>
       <w:r>
         <w:rPr>
           <w:sz w:val="28"/>
@@ -10305,7 +9331,6 @@
         </w:rPr>
         <w:t>(</w:t>
       </w:r>
-      <w:proofErr w:type="gramEnd"/>
       <w:r>
         <w:rPr>
           <w:sz w:val="28"/>
@@ -11021,7 +10046,6 @@
         </w:rPr>
         <w:t xml:space="preserve">), и дистрибутивностью: </w:t>
       </w:r>
-      <w:proofErr w:type="gramStart"/>
       <w:r>
         <w:rPr>
           <w:sz w:val="28"/>
@@ -11038,7 +10062,6 @@
         </w:rPr>
         <w:t>(</w:t>
       </w:r>
-      <w:proofErr w:type="gramEnd"/>
       <w:r>
         <w:rPr>
           <w:sz w:val="28"/>
@@ -11439,7 +10462,6 @@
         </w:rPr>
         <w:t xml:space="preserve">, а для квадратных матриц </w:t>
       </w:r>
-      <w:proofErr w:type="gramStart"/>
       <w:r>
         <w:rPr>
           <w:sz w:val="28"/>
@@ -11456,7 +10478,6 @@
         </w:rPr>
         <w:t>(</w:t>
       </w:r>
-      <w:proofErr w:type="gramEnd"/>
       <w:r>
         <w:rPr>
           <w:sz w:val="28"/>
@@ -11612,7 +10633,6 @@
         </w:rPr>
         <w:t xml:space="preserve"> используются оператор @, функция </w:t>
       </w:r>
-      <w:proofErr w:type="gramStart"/>
       <w:r>
         <w:rPr>
           <w:sz w:val="28"/>
@@ -11629,7 +10649,6 @@
         </w:rPr>
         <w:t>.</w:t>
       </w:r>
-      <w:proofErr w:type="spellStart"/>
       <w:r>
         <w:rPr>
           <w:sz w:val="28"/>
@@ -11638,8 +10657,6 @@
         </w:rPr>
         <w:t>matmul</w:t>
       </w:r>
-      <w:proofErr w:type="spellEnd"/>
-      <w:proofErr w:type="gramEnd"/>
       <w:r>
         <w:rPr>
           <w:sz w:val="28"/>
@@ -11792,7 +10809,6 @@
         </w:rPr>
         <w:t xml:space="preserve">). Для последовательного перемножения нескольких матриц удобно применять </w:t>
       </w:r>
-      <w:proofErr w:type="gramStart"/>
       <w:r>
         <w:rPr>
           <w:sz w:val="28"/>
@@ -11809,7 +10825,6 @@
         </w:rPr>
         <w:t>.</w:t>
       </w:r>
-      <w:proofErr w:type="spellStart"/>
       <w:r>
         <w:rPr>
           <w:sz w:val="28"/>
@@ -11818,8 +10833,6 @@
         </w:rPr>
         <w:t>linalg</w:t>
       </w:r>
-      <w:proofErr w:type="spellEnd"/>
-      <w:proofErr w:type="gramEnd"/>
       <w:r>
         <w:rPr>
           <w:sz w:val="28"/>
@@ -11860,7 +10873,6 @@
         </w:rPr>
         <w:t xml:space="preserve">(). Для более сложных тензорных вычислений могут использоваться </w:t>
       </w:r>
-      <w:proofErr w:type="gramStart"/>
       <w:r>
         <w:rPr>
           <w:sz w:val="28"/>
@@ -11877,7 +10889,6 @@
         </w:rPr>
         <w:t>.</w:t>
       </w:r>
-      <w:proofErr w:type="spellStart"/>
       <w:r>
         <w:rPr>
           <w:sz w:val="28"/>
@@ -11886,8 +10897,6 @@
         </w:rPr>
         <w:t>tensordot</w:t>
       </w:r>
-      <w:proofErr w:type="spellEnd"/>
-      <w:proofErr w:type="gramEnd"/>
       <w:r>
         <w:rPr>
           <w:sz w:val="28"/>
@@ -11912,7 +10921,6 @@
         </w:rPr>
         <w:t>.</w:t>
       </w:r>
-      <w:proofErr w:type="spellStart"/>
       <w:r>
         <w:rPr>
           <w:sz w:val="28"/>
@@ -11921,7 +10929,6 @@
         </w:rPr>
         <w:t>einsum</w:t>
       </w:r>
-      <w:proofErr w:type="spellEnd"/>
       <w:r>
         <w:rPr>
           <w:sz w:val="28"/>
@@ -11971,7 +10978,6 @@
         </w:rPr>
         <w:t xml:space="preserve">Определитель </w:t>
       </w:r>
-      <w:proofErr w:type="gramStart"/>
       <w:r>
         <w:rPr>
           <w:sz w:val="28"/>
@@ -11986,16 +10992,7 @@
           <w:szCs w:val="22"/>
           <w:lang w:eastAsia="en-US"/>
         </w:rPr>
-        <w:t xml:space="preserve"> это</w:t>
-      </w:r>
-      <w:proofErr w:type="gramEnd"/>
-      <w:r>
-        <w:rPr>
-          <w:sz w:val="28"/>
-          <w:szCs w:val="22"/>
-          <w:lang w:eastAsia="en-US"/>
-        </w:rPr>
-        <w:t xml:space="preserve"> числовая характеристика квадратной матрицы, обозначаемая </w:t>
+        <w:t xml:space="preserve"> это числовая характеристика квадратной матрицы, обозначаемая </w:t>
       </w:r>
       <w:r>
         <w:rPr>
@@ -12116,25 +11113,7 @@
           <w:szCs w:val="22"/>
           <w:lang w:eastAsia="en-US"/>
         </w:rPr>
-        <w:t xml:space="preserve">) ≠ 0, то матрица </w:t>
-      </w:r>
-      <w:proofErr w:type="spellStart"/>
-      <w:r>
-        <w:rPr>
-          <w:sz w:val="28"/>
-          <w:szCs w:val="22"/>
-          <w:lang w:eastAsia="en-US"/>
-        </w:rPr>
-        <w:t>невырождена</w:t>
-      </w:r>
-      <w:proofErr w:type="spellEnd"/>
-      <w:r>
-        <w:rPr>
-          <w:sz w:val="28"/>
-          <w:szCs w:val="22"/>
-          <w:lang w:eastAsia="en-US"/>
-        </w:rPr>
-        <w:t>.</w:t>
+        <w:t>) ≠ 0, то матрица невырождена.</w:t>
       </w:r>
     </w:p>
     <w:p>
@@ -12663,7 +11642,6 @@
         </w:rPr>
         <w:t>.</w:t>
       </w:r>
-      <w:proofErr w:type="spellStart"/>
       <w:r>
         <w:rPr>
           <w:sz w:val="28"/>
@@ -12672,7 +11650,6 @@
         </w:rPr>
         <w:t>linalg</w:t>
       </w:r>
-      <w:proofErr w:type="spellEnd"/>
       <w:r>
         <w:rPr>
           <w:sz w:val="28"/>
@@ -12713,7 +11690,6 @@
         </w:rPr>
         <w:t xml:space="preserve">). Для численно устойчивого получения знака и логарифма модуля определителя используется </w:t>
       </w:r>
-      <w:proofErr w:type="gramStart"/>
       <w:r>
         <w:rPr>
           <w:sz w:val="28"/>
@@ -12730,7 +11706,6 @@
         </w:rPr>
         <w:t>.</w:t>
       </w:r>
-      <w:proofErr w:type="spellStart"/>
       <w:r>
         <w:rPr>
           <w:sz w:val="28"/>
@@ -12739,8 +11714,6 @@
         </w:rPr>
         <w:t>linalg</w:t>
       </w:r>
-      <w:proofErr w:type="spellEnd"/>
-      <w:proofErr w:type="gramEnd"/>
       <w:r>
         <w:rPr>
           <w:sz w:val="28"/>
@@ -12749,7 +11722,6 @@
         </w:rPr>
         <w:t>.</w:t>
       </w:r>
-      <w:proofErr w:type="spellStart"/>
       <w:r>
         <w:rPr>
           <w:sz w:val="28"/>
@@ -12758,7 +11730,6 @@
         </w:rPr>
         <w:t>slogdet</w:t>
       </w:r>
-      <w:proofErr w:type="spellEnd"/>
       <w:r>
         <w:rPr>
           <w:sz w:val="28"/>
@@ -12783,7 +11754,6 @@
         </w:rPr>
         <w:t xml:space="preserve">). Так как вычисления выполняются в числах с плавающей точкой, результат для целочисленных матриц может иметь небольшую погрешность, поэтому при необходимости его округляют, например </w:t>
       </w:r>
-      <w:proofErr w:type="gramStart"/>
       <w:r>
         <w:rPr>
           <w:sz w:val="28"/>
@@ -12808,7 +11778,6 @@
         </w:rPr>
         <w:t>round</w:t>
       </w:r>
-      <w:proofErr w:type="gramEnd"/>
       <w:r>
         <w:rPr>
           <w:sz w:val="28"/>
@@ -12833,7 +11802,6 @@
         </w:rPr>
         <w:t>.</w:t>
       </w:r>
-      <w:proofErr w:type="spellStart"/>
       <w:r>
         <w:rPr>
           <w:sz w:val="28"/>
@@ -12842,7 +11810,6 @@
         </w:rPr>
         <w:t>linalg</w:t>
       </w:r>
-      <w:proofErr w:type="spellEnd"/>
       <w:r>
         <w:rPr>
           <w:sz w:val="28"/>
@@ -13102,25 +12069,7 @@
           <w:szCs w:val="22"/>
           <w:lang w:eastAsia="en-US"/>
         </w:rPr>
-        <w:t xml:space="preserve"> </w:t>
-      </w:r>
-      <w:proofErr w:type="spellStart"/>
-      <w:r>
-        <w:rPr>
-          <w:sz w:val="28"/>
-          <w:szCs w:val="22"/>
-          <w:lang w:eastAsia="en-US"/>
-        </w:rPr>
-        <w:t>Жордана</w:t>
-      </w:r>
-      <w:proofErr w:type="spellEnd"/>
-      <w:r>
-        <w:rPr>
-          <w:sz w:val="28"/>
-          <w:szCs w:val="22"/>
-          <w:lang w:eastAsia="en-US"/>
-        </w:rPr>
-        <w:t xml:space="preserve">: сначала проверяют, что матрица квадратная и </w:t>
+        <w:t xml:space="preserve"> Жордана: сначала проверяют, что матрица квадратная и </w:t>
       </w:r>
       <w:r>
         <w:rPr>
@@ -13767,7 +12716,6 @@
         </w:rPr>
         <w:t>.</w:t>
       </w:r>
-      <w:proofErr w:type="spellStart"/>
       <w:r>
         <w:rPr>
           <w:sz w:val="28"/>
@@ -13776,7 +12724,6 @@
         </w:rPr>
         <w:t>linalg</w:t>
       </w:r>
-      <w:proofErr w:type="spellEnd"/>
       <w:r>
         <w:rPr>
           <w:sz w:val="28"/>
@@ -13849,7 +12796,6 @@
         </w:rPr>
         <w:t xml:space="preserve"> с помощью </w:t>
       </w:r>
-      <w:proofErr w:type="gramStart"/>
       <w:r>
         <w:rPr>
           <w:sz w:val="28"/>
@@ -13866,7 +12812,6 @@
         </w:rPr>
         <w:t>.</w:t>
       </w:r>
-      <w:proofErr w:type="spellStart"/>
       <w:r>
         <w:rPr>
           <w:sz w:val="28"/>
@@ -13875,8 +12820,6 @@
         </w:rPr>
         <w:t>linalg</w:t>
       </w:r>
-      <w:proofErr w:type="spellEnd"/>
-      <w:proofErr w:type="gramEnd"/>
       <w:r>
         <w:rPr>
           <w:sz w:val="28"/>
@@ -13995,27 +12938,8 @@
           <w:szCs w:val="22"/>
           <w:lang w:eastAsia="en-US"/>
         </w:rPr>
-        <w:t xml:space="preserve">). Для плохо обусловленных или вырожденных матриц применяют </w:t>
-      </w:r>
-      <w:proofErr w:type="spellStart"/>
-      <w:r>
-        <w:rPr>
-          <w:sz w:val="28"/>
-          <w:szCs w:val="22"/>
-          <w:lang w:eastAsia="en-US"/>
-        </w:rPr>
-        <w:t>псевдообратную</w:t>
-      </w:r>
-      <w:proofErr w:type="spellEnd"/>
-      <w:r>
-        <w:rPr>
-          <w:sz w:val="28"/>
-          <w:szCs w:val="22"/>
-          <w:lang w:eastAsia="en-US"/>
-        </w:rPr>
-        <w:t xml:space="preserve"> матрицу </w:t>
-      </w:r>
-      <w:proofErr w:type="gramStart"/>
+        <w:t xml:space="preserve">). Для плохо обусловленных или вырожденных матриц применяют псевдообратную матрицу </w:t>
+      </w:r>
       <w:r>
         <w:rPr>
           <w:sz w:val="28"/>
@@ -14032,7 +12956,6 @@
         </w:rPr>
         <w:t>.</w:t>
       </w:r>
-      <w:proofErr w:type="spellStart"/>
       <w:r>
         <w:rPr>
           <w:sz w:val="28"/>
@@ -14041,8 +12964,6 @@
         </w:rPr>
         <w:t>linalg</w:t>
       </w:r>
-      <w:proofErr w:type="spellEnd"/>
-      <w:proofErr w:type="gramEnd"/>
       <w:r>
         <w:rPr>
           <w:sz w:val="28"/>
@@ -14051,7 +12972,6 @@
         </w:rPr>
         <w:t>.</w:t>
       </w:r>
-      <w:proofErr w:type="spellStart"/>
       <w:r>
         <w:rPr>
           <w:sz w:val="28"/>
@@ -14060,7 +12980,6 @@
         </w:rPr>
         <w:t>pinv</w:t>
       </w:r>
-      <w:proofErr w:type="spellEnd"/>
       <w:r>
         <w:rPr>
           <w:sz w:val="28"/>
@@ -14085,7 +13004,6 @@
         </w:rPr>
         <w:t xml:space="preserve">). Перед вычислением обратной матрицы полезно проверять определитель, ранг или число обусловленности </w:t>
       </w:r>
-      <w:proofErr w:type="gramStart"/>
       <w:r>
         <w:rPr>
           <w:sz w:val="28"/>
@@ -14102,7 +13020,6 @@
         </w:rPr>
         <w:t>.</w:t>
       </w:r>
-      <w:proofErr w:type="spellStart"/>
       <w:r>
         <w:rPr>
           <w:sz w:val="28"/>
@@ -14111,8 +13028,6 @@
         </w:rPr>
         <w:t>linalg</w:t>
       </w:r>
-      <w:proofErr w:type="spellEnd"/>
-      <w:proofErr w:type="gramEnd"/>
       <w:r>
         <w:rPr>
           <w:sz w:val="28"/>
@@ -14121,7 +13036,6 @@
         </w:rPr>
         <w:t>.</w:t>
       </w:r>
-      <w:proofErr w:type="spellStart"/>
       <w:r>
         <w:rPr>
           <w:sz w:val="28"/>
@@ -14130,7 +13044,6 @@
         </w:rPr>
         <w:t>cond</w:t>
       </w:r>
-      <w:proofErr w:type="spellEnd"/>
       <w:r>
         <w:rPr>
           <w:sz w:val="28"/>
@@ -14406,7 +13319,6 @@
         </w:rPr>
         <w:t xml:space="preserve">, в которой </w:t>
       </w:r>
-      <w:proofErr w:type="spellStart"/>
       <w:r>
         <w:rPr>
           <w:sz w:val="28"/>
@@ -14415,7 +13327,6 @@
         </w:rPr>
         <w:t>i</w:t>
       </w:r>
-      <w:proofErr w:type="spellEnd"/>
       <w:r>
         <w:rPr>
           <w:sz w:val="28"/>
@@ -14480,7 +13391,6 @@
         </w:rPr>
         <w:t xml:space="preserve"> = </w:t>
       </w:r>
-      <w:proofErr w:type="gramStart"/>
       <w:r>
         <w:rPr>
           <w:sz w:val="28"/>
@@ -14497,7 +13407,6 @@
         </w:rPr>
         <w:t>(</w:t>
       </w:r>
-      <w:proofErr w:type="gramEnd"/>
       <w:r>
         <w:rPr>
           <w:sz w:val="28"/>
@@ -14558,42 +13467,50 @@
           <w:lang w:val="en-US" w:eastAsia="en-US"/>
         </w:rPr>
       </w:pPr>
-      <w:proofErr w:type="spellStart"/>
-      <w:r>
-        <w:rPr>
-          <w:sz w:val="28"/>
-          <w:szCs w:val="22"/>
-          <w:lang w:val="en-US" w:eastAsia="en-US"/>
-        </w:rPr>
-        <w:t>Алгоритм</w:t>
-      </w:r>
-      <w:proofErr w:type="spellEnd"/>
-      <w:r>
-        <w:rPr>
-          <w:sz w:val="28"/>
+      <w:r>
+        <w:rPr>
+          <w:sz w:val="28"/>
+          <w:szCs w:val="22"/>
+          <w:lang w:val="en-US" w:eastAsia="en-US"/>
+        </w:rPr>
+        <w:t>Алгоритм средствами NumPy:</w:t>
+      </w:r>
+    </w:p>
+    <w:p>
+      <w:pPr>
+        <w:ind w:left="709"/>
+        <w:rPr>
+          <w:rFonts w:ascii="Courier New" w:eastAsia="Courier New" w:hAnsi="Courier New" w:cs="Courier New"/>
+          <w:szCs w:val="22"/>
+          <w:lang w:val="en-US" w:eastAsia="en-US"/>
+        </w:rPr>
+      </w:pPr>
+      <w:r>
+        <w:rPr>
+          <w:rFonts w:ascii="Courier New" w:eastAsia="Courier New" w:hAnsi="Courier New" w:cs="Courier New"/>
+          <w:szCs w:val="22"/>
+          <w:lang w:val="en-US" w:eastAsia="en-US"/>
+        </w:rPr>
+        <w:t>import numpy as np</w:t>
+      </w:r>
+    </w:p>
+    <w:p>
+      <w:pPr>
+        <w:ind w:left="709"/>
+        <w:rPr>
+          <w:rFonts w:ascii="Courier New" w:eastAsia="Courier New" w:hAnsi="Courier New" w:cs="Courier New"/>
+          <w:szCs w:val="22"/>
+          <w:lang w:val="en-US" w:eastAsia="en-US"/>
+        </w:rPr>
+      </w:pPr>
+      <w:r>
+        <w:rPr>
+          <w:rFonts w:ascii="Courier New" w:eastAsia="Courier New" w:hAnsi="Courier New" w:cs="Courier New"/>
           <w:szCs w:val="22"/>
           <w:lang w:val="en-US" w:eastAsia="en-US"/>
         </w:rPr>
         <w:t xml:space="preserve"> </w:t>
       </w:r>
-      <w:proofErr w:type="spellStart"/>
-      <w:r>
-        <w:rPr>
-          <w:sz w:val="28"/>
-          <w:szCs w:val="22"/>
-          <w:lang w:val="en-US" w:eastAsia="en-US"/>
-        </w:rPr>
-        <w:t>средствами</w:t>
-      </w:r>
-      <w:proofErr w:type="spellEnd"/>
-      <w:r>
-        <w:rPr>
-          <w:sz w:val="28"/>
-          <w:szCs w:val="22"/>
-          <w:lang w:val="en-US" w:eastAsia="en-US"/>
-        </w:rPr>
-        <w:t xml:space="preserve"> NumPy:</w:t>
-      </w:r>
     </w:p>
     <w:p>
       <w:pPr>
@@ -14610,25 +13527,23 @@
           <w:szCs w:val="22"/>
           <w:lang w:val="en-US" w:eastAsia="en-US"/>
         </w:rPr>
-        <w:t xml:space="preserve">import </w:t>
-      </w:r>
-      <w:proofErr w:type="spellStart"/>
+        <w:t xml:space="preserve">A = np.array([[2, 1, </w:t>
+      </w:r>
       <w:r>
         <w:rPr>
           <w:rFonts w:ascii="Courier New" w:eastAsia="Courier New" w:hAnsi="Courier New" w:cs="Courier New"/>
           <w:szCs w:val="22"/>
           <w:lang w:val="en-US" w:eastAsia="en-US"/>
         </w:rPr>
-        <w:t>numpy</w:t>
-      </w:r>
-      <w:proofErr w:type="spellEnd"/>
+        <w:t>-</w:t>
+      </w:r>
       <w:r>
         <w:rPr>
           <w:rFonts w:ascii="Courier New" w:eastAsia="Courier New" w:hAnsi="Courier New" w:cs="Courier New"/>
           <w:szCs w:val="22"/>
           <w:lang w:val="en-US" w:eastAsia="en-US"/>
         </w:rPr>
-        <w:t xml:space="preserve"> as np</w:t>
+        <w:t>1],</w:t>
       </w:r>
     </w:p>
     <w:p>
@@ -14646,6 +13561,140 @@
           <w:szCs w:val="22"/>
           <w:lang w:val="en-US" w:eastAsia="en-US"/>
         </w:rPr>
+        <w:t xml:space="preserve">              [</w:t>
+      </w:r>
+      <w:r>
+        <w:rPr>
+          <w:rFonts w:ascii="Courier New" w:eastAsia="Courier New" w:hAnsi="Courier New" w:cs="Courier New"/>
+          <w:szCs w:val="22"/>
+          <w:lang w:val="en-US" w:eastAsia="en-US"/>
+        </w:rPr>
+        <w:t>-</w:t>
+      </w:r>
+      <w:r>
+        <w:rPr>
+          <w:rFonts w:ascii="Courier New" w:eastAsia="Courier New" w:hAnsi="Courier New" w:cs="Courier New"/>
+          <w:szCs w:val="22"/>
+          <w:lang w:val="en-US" w:eastAsia="en-US"/>
+        </w:rPr>
+        <w:t xml:space="preserve">3, </w:t>
+      </w:r>
+      <w:r>
+        <w:rPr>
+          <w:rFonts w:ascii="Courier New" w:eastAsia="Courier New" w:hAnsi="Courier New" w:cs="Courier New"/>
+          <w:szCs w:val="22"/>
+          <w:lang w:val="en-US" w:eastAsia="en-US"/>
+        </w:rPr>
+        <w:t>-</w:t>
+      </w:r>
+      <w:r>
+        <w:rPr>
+          <w:rFonts w:ascii="Courier New" w:eastAsia="Courier New" w:hAnsi="Courier New" w:cs="Courier New"/>
+          <w:szCs w:val="22"/>
+          <w:lang w:val="en-US" w:eastAsia="en-US"/>
+        </w:rPr>
+        <w:t>1, 2],</w:t>
+      </w:r>
+    </w:p>
+    <w:p>
+      <w:pPr>
+        <w:ind w:left="709"/>
+        <w:rPr>
+          <w:rFonts w:ascii="Courier New" w:eastAsia="Courier New" w:hAnsi="Courier New" w:cs="Courier New"/>
+          <w:szCs w:val="22"/>
+          <w:lang w:val="en-US" w:eastAsia="en-US"/>
+        </w:rPr>
+      </w:pPr>
+      <w:r>
+        <w:rPr>
+          <w:rFonts w:ascii="Courier New" w:eastAsia="Courier New" w:hAnsi="Courier New" w:cs="Courier New"/>
+          <w:szCs w:val="22"/>
+          <w:lang w:val="en-US" w:eastAsia="en-US"/>
+        </w:rPr>
+        <w:t xml:space="preserve">              [</w:t>
+      </w:r>
+      <w:r>
+        <w:rPr>
+          <w:rFonts w:ascii="Courier New" w:eastAsia="Courier New" w:hAnsi="Courier New" w:cs="Courier New"/>
+          <w:szCs w:val="22"/>
+          <w:lang w:val="en-US" w:eastAsia="en-US"/>
+        </w:rPr>
+        <w:t>-</w:t>
+      </w:r>
+      <w:r>
+        <w:rPr>
+          <w:rFonts w:ascii="Courier New" w:eastAsia="Courier New" w:hAnsi="Courier New" w:cs="Courier New"/>
+          <w:szCs w:val="22"/>
+          <w:lang w:val="en-US" w:eastAsia="en-US"/>
+        </w:rPr>
+        <w:t>2, 1, 2]], dtype=float)</w:t>
+      </w:r>
+    </w:p>
+    <w:p>
+      <w:pPr>
+        <w:ind w:left="709"/>
+        <w:rPr>
+          <w:rFonts w:ascii="Courier New" w:eastAsia="Courier New" w:hAnsi="Courier New" w:cs="Courier New"/>
+          <w:szCs w:val="22"/>
+          <w:lang w:val="en-US" w:eastAsia="en-US"/>
+        </w:rPr>
+      </w:pPr>
+      <w:r>
+        <w:rPr>
+          <w:rFonts w:ascii="Courier New" w:eastAsia="Courier New" w:hAnsi="Courier New" w:cs="Courier New"/>
+          <w:szCs w:val="22"/>
+          <w:lang w:val="en-US" w:eastAsia="en-US"/>
+        </w:rPr>
+        <w:t xml:space="preserve">b = np.array([8, </w:t>
+      </w:r>
+      <w:r>
+        <w:rPr>
+          <w:rFonts w:ascii="Courier New" w:eastAsia="Courier New" w:hAnsi="Courier New" w:cs="Courier New"/>
+          <w:szCs w:val="22"/>
+          <w:lang w:val="en-US" w:eastAsia="en-US"/>
+        </w:rPr>
+        <w:t>-</w:t>
+      </w:r>
+      <w:r>
+        <w:rPr>
+          <w:rFonts w:ascii="Courier New" w:eastAsia="Courier New" w:hAnsi="Courier New" w:cs="Courier New"/>
+          <w:szCs w:val="22"/>
+          <w:lang w:val="en-US" w:eastAsia="en-US"/>
+        </w:rPr>
+        <w:t xml:space="preserve">11, </w:t>
+      </w:r>
+      <w:r>
+        <w:rPr>
+          <w:rFonts w:ascii="Courier New" w:eastAsia="Courier New" w:hAnsi="Courier New" w:cs="Courier New"/>
+          <w:szCs w:val="22"/>
+          <w:lang w:val="en-US" w:eastAsia="en-US"/>
+        </w:rPr>
+        <w:t>-</w:t>
+      </w:r>
+      <w:r>
+        <w:rPr>
+          <w:rFonts w:ascii="Courier New" w:eastAsia="Courier New" w:hAnsi="Courier New" w:cs="Courier New"/>
+          <w:szCs w:val="22"/>
+          <w:lang w:val="en-US" w:eastAsia="en-US"/>
+        </w:rPr>
+        <w:t>3], dtype=float)</w:t>
+      </w:r>
+    </w:p>
+    <w:p>
+      <w:pPr>
+        <w:ind w:left="709"/>
+        <w:rPr>
+          <w:rFonts w:ascii="Courier New" w:eastAsia="Courier New" w:hAnsi="Courier New" w:cs="Courier New"/>
+          <w:szCs w:val="22"/>
+          <w:lang w:val="en-US" w:eastAsia="en-US"/>
+        </w:rPr>
+      </w:pPr>
+      <w:r>
+        <w:rPr>
+          <w:rFonts w:ascii="Courier New" w:eastAsia="Courier New" w:hAnsi="Courier New" w:cs="Courier New"/>
+          <w:szCs w:val="22"/>
+          <w:lang w:val="en-US" w:eastAsia="en-US"/>
+        </w:rPr>
         <w:t xml:space="preserve"> </w:t>
       </w:r>
     </w:p>
@@ -14664,43 +13713,43 @@
           <w:szCs w:val="22"/>
           <w:lang w:val="en-US" w:eastAsia="en-US"/>
         </w:rPr>
-        <w:t xml:space="preserve">A = </w:t>
-      </w:r>
-      <w:proofErr w:type="spellStart"/>
-      <w:proofErr w:type="gramStart"/>
-      <w:r>
+        <w:t>D = np.linalg.det(A)</w:t>
+      </w:r>
+    </w:p>
+    <w:p>
+      <w:pPr>
+        <w:ind w:left="709"/>
         <w:rPr>
           <w:rFonts w:ascii="Courier New" w:eastAsia="Courier New" w:hAnsi="Courier New" w:cs="Courier New"/>
           <w:szCs w:val="22"/>
           <w:lang w:val="en-US" w:eastAsia="en-US"/>
         </w:rPr>
-        <w:t>np.array</w:t>
-      </w:r>
-      <w:proofErr w:type="spellEnd"/>
-      <w:proofErr w:type="gramEnd"/>
+      </w:pPr>
       <w:r>
         <w:rPr>
           <w:rFonts w:ascii="Courier New" w:eastAsia="Courier New" w:hAnsi="Courier New" w:cs="Courier New"/>
           <w:szCs w:val="22"/>
           <w:lang w:val="en-US" w:eastAsia="en-US"/>
         </w:rPr>
-        <w:t xml:space="preserve">([[2, 1, </w:t>
-      </w:r>
-      <w:r>
+        <w:t>if np.isclose(D, 0):</w:t>
+      </w:r>
+    </w:p>
+    <w:p>
+      <w:pPr>
+        <w:ind w:left="709"/>
         <w:rPr>
           <w:rFonts w:ascii="Courier New" w:eastAsia="Courier New" w:hAnsi="Courier New" w:cs="Courier New"/>
           <w:szCs w:val="22"/>
           <w:lang w:val="en-US" w:eastAsia="en-US"/>
         </w:rPr>
-        <w:t>-</w:t>
-      </w:r>
+      </w:pPr>
       <w:r>
         <w:rPr>
           <w:rFonts w:ascii="Courier New" w:eastAsia="Courier New" w:hAnsi="Courier New" w:cs="Courier New"/>
           <w:szCs w:val="22"/>
           <w:lang w:val="en-US" w:eastAsia="en-US"/>
         </w:rPr>
-        <w:t>1],</w:t>
+        <w:t xml:space="preserve">    raise ValueError('Метод Крамера неприменим: det(A) = 0')</w:t>
       </w:r>
     </w:p>
     <w:p>
@@ -14718,39 +13767,44 @@
           <w:szCs w:val="22"/>
           <w:lang w:val="en-US" w:eastAsia="en-US"/>
         </w:rPr>
-        <w:t xml:space="preserve">              [</w:t>
-      </w:r>
-      <w:r>
+        <w:t xml:space="preserve"> </w:t>
+      </w:r>
+    </w:p>
+    <w:p>
+      <w:pPr>
+        <w:ind w:left="709"/>
         <w:rPr>
           <w:rFonts w:ascii="Courier New" w:eastAsia="Courier New" w:hAnsi="Courier New" w:cs="Courier New"/>
           <w:szCs w:val="22"/>
           <w:lang w:val="en-US" w:eastAsia="en-US"/>
         </w:rPr>
-        <w:t>-</w:t>
-      </w:r>
+      </w:pPr>
       <w:r>
         <w:rPr>
           <w:rFonts w:ascii="Courier New" w:eastAsia="Courier New" w:hAnsi="Courier New" w:cs="Courier New"/>
           <w:szCs w:val="22"/>
           <w:lang w:val="en-US" w:eastAsia="en-US"/>
         </w:rPr>
-        <w:t xml:space="preserve">3, </w:t>
-      </w:r>
-      <w:r>
+        <w:t>x = np.empty(len(b))</w:t>
+      </w:r>
+    </w:p>
+    <w:p>
+      <w:pPr>
+        <w:ind w:left="709"/>
         <w:rPr>
           <w:rFonts w:ascii="Courier New" w:eastAsia="Courier New" w:hAnsi="Courier New" w:cs="Courier New"/>
           <w:szCs w:val="22"/>
           <w:lang w:val="en-US" w:eastAsia="en-US"/>
         </w:rPr>
-        <w:t>-</w:t>
-      </w:r>
+      </w:pPr>
       <w:r>
         <w:rPr>
           <w:rFonts w:ascii="Courier New" w:eastAsia="Courier New" w:hAnsi="Courier New" w:cs="Courier New"/>
           <w:szCs w:val="22"/>
           <w:lang w:val="en-US" w:eastAsia="en-US"/>
         </w:rPr>
-        <w:t>1, 2],</w:t>
+        <w:lastRenderedPageBreak/>
+        <w:t>for i in range(len(b)):</w:t>
       </w:r>
     </w:p>
     <w:p>
@@ -14768,606 +13822,43 @@
           <w:szCs w:val="22"/>
           <w:lang w:val="en-US" w:eastAsia="en-US"/>
         </w:rPr>
-        <w:t xml:space="preserve">              [</w:t>
-      </w:r>
-      <w:r>
+        <w:t xml:space="preserve">    Ai = A.copy()</w:t>
+      </w:r>
+    </w:p>
+    <w:p>
+      <w:pPr>
+        <w:ind w:left="709"/>
         <w:rPr>
           <w:rFonts w:ascii="Courier New" w:eastAsia="Courier New" w:hAnsi="Courier New" w:cs="Courier New"/>
           <w:szCs w:val="22"/>
           <w:lang w:val="en-US" w:eastAsia="en-US"/>
         </w:rPr>
-        <w:t>-</w:t>
-      </w:r>
+      </w:pPr>
       <w:r>
         <w:rPr>
           <w:rFonts w:ascii="Courier New" w:eastAsia="Courier New" w:hAnsi="Courier New" w:cs="Courier New"/>
           <w:szCs w:val="22"/>
           <w:lang w:val="en-US" w:eastAsia="en-US"/>
         </w:rPr>
-        <w:t xml:space="preserve">2, 1, 2]], </w:t>
-      </w:r>
-      <w:proofErr w:type="spellStart"/>
-      <w:r>
+        <w:t xml:space="preserve">    Ai[:, i] = b</w:t>
+      </w:r>
+    </w:p>
+    <w:p>
+      <w:pPr>
+        <w:ind w:left="709"/>
         <w:rPr>
           <w:rFonts w:ascii="Courier New" w:eastAsia="Courier New" w:hAnsi="Courier New" w:cs="Courier New"/>
           <w:szCs w:val="22"/>
           <w:lang w:val="en-US" w:eastAsia="en-US"/>
         </w:rPr>
-        <w:t>dtype</w:t>
-      </w:r>
-      <w:proofErr w:type="spellEnd"/>
+      </w:pPr>
       <w:r>
         <w:rPr>
           <w:rFonts w:ascii="Courier New" w:eastAsia="Courier New" w:hAnsi="Courier New" w:cs="Courier New"/>
           <w:szCs w:val="22"/>
           <w:lang w:val="en-US" w:eastAsia="en-US"/>
         </w:rPr>
-        <w:t>=float)</w:t>
-      </w:r>
-    </w:p>
-    <w:p>
-      <w:pPr>
-        <w:ind w:left="709"/>
-        <w:rPr>
-          <w:rFonts w:ascii="Courier New" w:eastAsia="Courier New" w:hAnsi="Courier New" w:cs="Courier New"/>
-          <w:szCs w:val="22"/>
-          <w:lang w:val="en-US" w:eastAsia="en-US"/>
-        </w:rPr>
-      </w:pPr>
-      <w:r>
-        <w:rPr>
-          <w:rFonts w:ascii="Courier New" w:eastAsia="Courier New" w:hAnsi="Courier New" w:cs="Courier New"/>
-          <w:szCs w:val="22"/>
-          <w:lang w:val="en-US" w:eastAsia="en-US"/>
-        </w:rPr>
-        <w:t xml:space="preserve">b = </w:t>
-      </w:r>
-      <w:proofErr w:type="spellStart"/>
-      <w:proofErr w:type="gramStart"/>
-      <w:r>
-        <w:rPr>
-          <w:rFonts w:ascii="Courier New" w:eastAsia="Courier New" w:hAnsi="Courier New" w:cs="Courier New"/>
-          <w:szCs w:val="22"/>
-          <w:lang w:val="en-US" w:eastAsia="en-US"/>
-        </w:rPr>
-        <w:t>np.array</w:t>
-      </w:r>
-      <w:proofErr w:type="spellEnd"/>
-      <w:proofErr w:type="gramEnd"/>
-      <w:r>
-        <w:rPr>
-          <w:rFonts w:ascii="Courier New" w:eastAsia="Courier New" w:hAnsi="Courier New" w:cs="Courier New"/>
-          <w:szCs w:val="22"/>
-          <w:lang w:val="en-US" w:eastAsia="en-US"/>
-        </w:rPr>
-        <w:t xml:space="preserve">([8, </w:t>
-      </w:r>
-      <w:r>
-        <w:rPr>
-          <w:rFonts w:ascii="Courier New" w:eastAsia="Courier New" w:hAnsi="Courier New" w:cs="Courier New"/>
-          <w:szCs w:val="22"/>
-          <w:lang w:val="en-US" w:eastAsia="en-US"/>
-        </w:rPr>
-        <w:t>-</w:t>
-      </w:r>
-      <w:r>
-        <w:rPr>
-          <w:rFonts w:ascii="Courier New" w:eastAsia="Courier New" w:hAnsi="Courier New" w:cs="Courier New"/>
-          <w:szCs w:val="22"/>
-          <w:lang w:val="en-US" w:eastAsia="en-US"/>
-        </w:rPr>
-        <w:t xml:space="preserve">11, </w:t>
-      </w:r>
-      <w:r>
-        <w:rPr>
-          <w:rFonts w:ascii="Courier New" w:eastAsia="Courier New" w:hAnsi="Courier New" w:cs="Courier New"/>
-          <w:szCs w:val="22"/>
-          <w:lang w:val="en-US" w:eastAsia="en-US"/>
-        </w:rPr>
-        <w:t>-</w:t>
-      </w:r>
-      <w:r>
-        <w:rPr>
-          <w:rFonts w:ascii="Courier New" w:eastAsia="Courier New" w:hAnsi="Courier New" w:cs="Courier New"/>
-          <w:szCs w:val="22"/>
-          <w:lang w:val="en-US" w:eastAsia="en-US"/>
-        </w:rPr>
-        <w:t xml:space="preserve">3], </w:t>
-      </w:r>
-      <w:proofErr w:type="spellStart"/>
-      <w:r>
-        <w:rPr>
-          <w:rFonts w:ascii="Courier New" w:eastAsia="Courier New" w:hAnsi="Courier New" w:cs="Courier New"/>
-          <w:szCs w:val="22"/>
-          <w:lang w:val="en-US" w:eastAsia="en-US"/>
-        </w:rPr>
-        <w:t>dtype</w:t>
-      </w:r>
-      <w:proofErr w:type="spellEnd"/>
-      <w:r>
-        <w:rPr>
-          <w:rFonts w:ascii="Courier New" w:eastAsia="Courier New" w:hAnsi="Courier New" w:cs="Courier New"/>
-          <w:szCs w:val="22"/>
-          <w:lang w:val="en-US" w:eastAsia="en-US"/>
-        </w:rPr>
-        <w:t>=float)</w:t>
-      </w:r>
-    </w:p>
-    <w:p>
-      <w:pPr>
-        <w:ind w:left="709"/>
-        <w:rPr>
-          <w:rFonts w:ascii="Courier New" w:eastAsia="Courier New" w:hAnsi="Courier New" w:cs="Courier New"/>
-          <w:szCs w:val="22"/>
-          <w:lang w:val="en-US" w:eastAsia="en-US"/>
-        </w:rPr>
-      </w:pPr>
-      <w:r>
-        <w:rPr>
-          <w:rFonts w:ascii="Courier New" w:eastAsia="Courier New" w:hAnsi="Courier New" w:cs="Courier New"/>
-          <w:szCs w:val="22"/>
-          <w:lang w:val="en-US" w:eastAsia="en-US"/>
-        </w:rPr>
-        <w:t xml:space="preserve"> </w:t>
-      </w:r>
-    </w:p>
-    <w:p>
-      <w:pPr>
-        <w:ind w:left="709"/>
-        <w:rPr>
-          <w:rFonts w:ascii="Courier New" w:eastAsia="Courier New" w:hAnsi="Courier New" w:cs="Courier New"/>
-          <w:szCs w:val="22"/>
-          <w:lang w:val="en-US" w:eastAsia="en-US"/>
-        </w:rPr>
-      </w:pPr>
-      <w:r>
-        <w:rPr>
-          <w:rFonts w:ascii="Courier New" w:eastAsia="Courier New" w:hAnsi="Courier New" w:cs="Courier New"/>
-          <w:szCs w:val="22"/>
-          <w:lang w:val="en-US" w:eastAsia="en-US"/>
-        </w:rPr>
-        <w:t xml:space="preserve">D = </w:t>
-      </w:r>
-      <w:proofErr w:type="spellStart"/>
-      <w:r>
-        <w:rPr>
-          <w:rFonts w:ascii="Courier New" w:eastAsia="Courier New" w:hAnsi="Courier New" w:cs="Courier New"/>
-          <w:szCs w:val="22"/>
-          <w:lang w:val="en-US" w:eastAsia="en-US"/>
-        </w:rPr>
-        <w:t>np.linalg.det</w:t>
-      </w:r>
-      <w:proofErr w:type="spellEnd"/>
-      <w:r>
-        <w:rPr>
-          <w:rFonts w:ascii="Courier New" w:eastAsia="Courier New" w:hAnsi="Courier New" w:cs="Courier New"/>
-          <w:szCs w:val="22"/>
-          <w:lang w:val="en-US" w:eastAsia="en-US"/>
-        </w:rPr>
-        <w:t>(A)</w:t>
-      </w:r>
-    </w:p>
-    <w:p>
-      <w:pPr>
-        <w:ind w:left="709"/>
-        <w:rPr>
-          <w:rFonts w:ascii="Courier New" w:eastAsia="Courier New" w:hAnsi="Courier New" w:cs="Courier New"/>
-          <w:szCs w:val="22"/>
-          <w:lang w:val="en-US" w:eastAsia="en-US"/>
-        </w:rPr>
-      </w:pPr>
-      <w:r>
-        <w:rPr>
-          <w:rFonts w:ascii="Courier New" w:eastAsia="Courier New" w:hAnsi="Courier New" w:cs="Courier New"/>
-          <w:szCs w:val="22"/>
-          <w:lang w:val="en-US" w:eastAsia="en-US"/>
-        </w:rPr>
-        <w:t xml:space="preserve">if </w:t>
-      </w:r>
-      <w:proofErr w:type="spellStart"/>
-      <w:proofErr w:type="gramStart"/>
-      <w:r>
-        <w:rPr>
-          <w:rFonts w:ascii="Courier New" w:eastAsia="Courier New" w:hAnsi="Courier New" w:cs="Courier New"/>
-          <w:szCs w:val="22"/>
-          <w:lang w:val="en-US" w:eastAsia="en-US"/>
-        </w:rPr>
-        <w:t>np.isclose</w:t>
-      </w:r>
-      <w:proofErr w:type="spellEnd"/>
-      <w:proofErr w:type="gramEnd"/>
-      <w:r>
-        <w:rPr>
-          <w:rFonts w:ascii="Courier New" w:eastAsia="Courier New" w:hAnsi="Courier New" w:cs="Courier New"/>
-          <w:szCs w:val="22"/>
-          <w:lang w:val="en-US" w:eastAsia="en-US"/>
-        </w:rPr>
-        <w:t>(D, 0):</w:t>
-      </w:r>
-    </w:p>
-    <w:p>
-      <w:pPr>
-        <w:ind w:left="709"/>
-        <w:rPr>
-          <w:rFonts w:ascii="Courier New" w:eastAsia="Courier New" w:hAnsi="Courier New" w:cs="Courier New"/>
-          <w:szCs w:val="22"/>
-          <w:lang w:val="en-US" w:eastAsia="en-US"/>
-        </w:rPr>
-      </w:pPr>
-      <w:r>
-        <w:rPr>
-          <w:rFonts w:ascii="Courier New" w:eastAsia="Courier New" w:hAnsi="Courier New" w:cs="Courier New"/>
-          <w:szCs w:val="22"/>
-          <w:lang w:val="en-US" w:eastAsia="en-US"/>
-        </w:rPr>
-        <w:t xml:space="preserve">    raise </w:t>
-      </w:r>
-      <w:proofErr w:type="spellStart"/>
-      <w:proofErr w:type="gramStart"/>
-      <w:r>
-        <w:rPr>
-          <w:rFonts w:ascii="Courier New" w:eastAsia="Courier New" w:hAnsi="Courier New" w:cs="Courier New"/>
-          <w:szCs w:val="22"/>
-          <w:lang w:val="en-US" w:eastAsia="en-US"/>
-        </w:rPr>
-        <w:t>ValueError</w:t>
-      </w:r>
-      <w:proofErr w:type="spellEnd"/>
-      <w:r>
-        <w:rPr>
-          <w:rFonts w:ascii="Courier New" w:eastAsia="Courier New" w:hAnsi="Courier New" w:cs="Courier New"/>
-          <w:szCs w:val="22"/>
-          <w:lang w:val="en-US" w:eastAsia="en-US"/>
-        </w:rPr>
-        <w:t>(</w:t>
-      </w:r>
-      <w:proofErr w:type="gramEnd"/>
-      <w:r>
-        <w:rPr>
-          <w:rFonts w:ascii="Courier New" w:eastAsia="Courier New" w:hAnsi="Courier New" w:cs="Courier New"/>
-          <w:szCs w:val="22"/>
-          <w:lang w:val="en-US" w:eastAsia="en-US"/>
-        </w:rPr>
-        <w:t>'</w:t>
-      </w:r>
-      <w:proofErr w:type="spellStart"/>
-      <w:r>
-        <w:rPr>
-          <w:rFonts w:ascii="Courier New" w:eastAsia="Courier New" w:hAnsi="Courier New" w:cs="Courier New"/>
-          <w:szCs w:val="22"/>
-          <w:lang w:val="en-US" w:eastAsia="en-US"/>
-        </w:rPr>
-        <w:t>Метод</w:t>
-      </w:r>
-      <w:proofErr w:type="spellEnd"/>
-      <w:r>
-        <w:rPr>
-          <w:rFonts w:ascii="Courier New" w:eastAsia="Courier New" w:hAnsi="Courier New" w:cs="Courier New"/>
-          <w:szCs w:val="22"/>
-          <w:lang w:val="en-US" w:eastAsia="en-US"/>
-        </w:rPr>
-        <w:t xml:space="preserve"> </w:t>
-      </w:r>
-      <w:proofErr w:type="spellStart"/>
-      <w:r>
-        <w:rPr>
-          <w:rFonts w:ascii="Courier New" w:eastAsia="Courier New" w:hAnsi="Courier New" w:cs="Courier New"/>
-          <w:szCs w:val="22"/>
-          <w:lang w:val="en-US" w:eastAsia="en-US"/>
-        </w:rPr>
-        <w:t>Крамера</w:t>
-      </w:r>
-      <w:proofErr w:type="spellEnd"/>
-      <w:r>
-        <w:rPr>
-          <w:rFonts w:ascii="Courier New" w:eastAsia="Courier New" w:hAnsi="Courier New" w:cs="Courier New"/>
-          <w:szCs w:val="22"/>
-          <w:lang w:val="en-US" w:eastAsia="en-US"/>
-        </w:rPr>
-        <w:t xml:space="preserve"> </w:t>
-      </w:r>
-      <w:proofErr w:type="spellStart"/>
-      <w:r>
-        <w:rPr>
-          <w:rFonts w:ascii="Courier New" w:eastAsia="Courier New" w:hAnsi="Courier New" w:cs="Courier New"/>
-          <w:szCs w:val="22"/>
-          <w:lang w:val="en-US" w:eastAsia="en-US"/>
-        </w:rPr>
-        <w:t>неприменим</w:t>
-      </w:r>
-      <w:proofErr w:type="spellEnd"/>
-      <w:r>
-        <w:rPr>
-          <w:rFonts w:ascii="Courier New" w:eastAsia="Courier New" w:hAnsi="Courier New" w:cs="Courier New"/>
-          <w:szCs w:val="22"/>
-          <w:lang w:val="en-US" w:eastAsia="en-US"/>
-        </w:rPr>
-        <w:t>: det(A) = 0')</w:t>
-      </w:r>
-    </w:p>
-    <w:p>
-      <w:pPr>
-        <w:ind w:left="709"/>
-        <w:rPr>
-          <w:rFonts w:ascii="Courier New" w:eastAsia="Courier New" w:hAnsi="Courier New" w:cs="Courier New"/>
-          <w:szCs w:val="22"/>
-          <w:lang w:val="en-US" w:eastAsia="en-US"/>
-        </w:rPr>
-      </w:pPr>
-      <w:r>
-        <w:rPr>
-          <w:rFonts w:ascii="Courier New" w:eastAsia="Courier New" w:hAnsi="Courier New" w:cs="Courier New"/>
-          <w:szCs w:val="22"/>
-          <w:lang w:val="en-US" w:eastAsia="en-US"/>
-        </w:rPr>
-        <w:t xml:space="preserve"> </w:t>
-      </w:r>
-    </w:p>
-    <w:p>
-      <w:pPr>
-        <w:ind w:left="709"/>
-        <w:rPr>
-          <w:rFonts w:ascii="Courier New" w:eastAsia="Courier New" w:hAnsi="Courier New" w:cs="Courier New"/>
-          <w:szCs w:val="22"/>
-          <w:lang w:val="en-US" w:eastAsia="en-US"/>
-        </w:rPr>
-      </w:pPr>
-      <w:r>
-        <w:rPr>
-          <w:rFonts w:ascii="Courier New" w:eastAsia="Courier New" w:hAnsi="Courier New" w:cs="Courier New"/>
-          <w:szCs w:val="22"/>
-          <w:lang w:val="en-US" w:eastAsia="en-US"/>
-        </w:rPr>
-        <w:t xml:space="preserve">x = </w:t>
-      </w:r>
-      <w:proofErr w:type="spellStart"/>
-      <w:proofErr w:type="gramStart"/>
-      <w:r>
-        <w:rPr>
-          <w:rFonts w:ascii="Courier New" w:eastAsia="Courier New" w:hAnsi="Courier New" w:cs="Courier New"/>
-          <w:szCs w:val="22"/>
-          <w:lang w:val="en-US" w:eastAsia="en-US"/>
-        </w:rPr>
-        <w:t>np.empty</w:t>
-      </w:r>
-      <w:proofErr w:type="spellEnd"/>
-      <w:proofErr w:type="gramEnd"/>
-      <w:r>
-        <w:rPr>
-          <w:rFonts w:ascii="Courier New" w:eastAsia="Courier New" w:hAnsi="Courier New" w:cs="Courier New"/>
-          <w:szCs w:val="22"/>
-          <w:lang w:val="en-US" w:eastAsia="en-US"/>
-        </w:rPr>
-        <w:t>(</w:t>
-      </w:r>
-      <w:proofErr w:type="spellStart"/>
-      <w:r>
-        <w:rPr>
-          <w:rFonts w:ascii="Courier New" w:eastAsia="Courier New" w:hAnsi="Courier New" w:cs="Courier New"/>
-          <w:szCs w:val="22"/>
-          <w:lang w:val="en-US" w:eastAsia="en-US"/>
-        </w:rPr>
-        <w:t>len</w:t>
-      </w:r>
-      <w:proofErr w:type="spellEnd"/>
-      <w:r>
-        <w:rPr>
-          <w:rFonts w:ascii="Courier New" w:eastAsia="Courier New" w:hAnsi="Courier New" w:cs="Courier New"/>
-          <w:szCs w:val="22"/>
-          <w:lang w:val="en-US" w:eastAsia="en-US"/>
-        </w:rPr>
-        <w:t>(b))</w:t>
-      </w:r>
-    </w:p>
-    <w:p>
-      <w:pPr>
-        <w:ind w:left="709"/>
-        <w:rPr>
-          <w:rFonts w:ascii="Courier New" w:eastAsia="Courier New" w:hAnsi="Courier New" w:cs="Courier New"/>
-          <w:szCs w:val="22"/>
-          <w:lang w:val="en-US" w:eastAsia="en-US"/>
-        </w:rPr>
-      </w:pPr>
-      <w:r>
-        <w:rPr>
-          <w:rFonts w:ascii="Courier New" w:eastAsia="Courier New" w:hAnsi="Courier New" w:cs="Courier New"/>
-          <w:szCs w:val="22"/>
-          <w:lang w:val="en-US" w:eastAsia="en-US"/>
-        </w:rPr>
-        <w:lastRenderedPageBreak/>
-        <w:t xml:space="preserve">for </w:t>
-      </w:r>
-      <w:proofErr w:type="spellStart"/>
-      <w:r>
-        <w:rPr>
-          <w:rFonts w:ascii="Courier New" w:eastAsia="Courier New" w:hAnsi="Courier New" w:cs="Courier New"/>
-          <w:szCs w:val="22"/>
-          <w:lang w:val="en-US" w:eastAsia="en-US"/>
-        </w:rPr>
-        <w:t>i</w:t>
-      </w:r>
-      <w:proofErr w:type="spellEnd"/>
-      <w:r>
-        <w:rPr>
-          <w:rFonts w:ascii="Courier New" w:eastAsia="Courier New" w:hAnsi="Courier New" w:cs="Courier New"/>
-          <w:szCs w:val="22"/>
-          <w:lang w:val="en-US" w:eastAsia="en-US"/>
-        </w:rPr>
-        <w:t xml:space="preserve"> in range(</w:t>
-      </w:r>
-      <w:proofErr w:type="spellStart"/>
-      <w:r>
-        <w:rPr>
-          <w:rFonts w:ascii="Courier New" w:eastAsia="Courier New" w:hAnsi="Courier New" w:cs="Courier New"/>
-          <w:szCs w:val="22"/>
-          <w:lang w:val="en-US" w:eastAsia="en-US"/>
-        </w:rPr>
-        <w:t>len</w:t>
-      </w:r>
-      <w:proofErr w:type="spellEnd"/>
-      <w:r>
-        <w:rPr>
-          <w:rFonts w:ascii="Courier New" w:eastAsia="Courier New" w:hAnsi="Courier New" w:cs="Courier New"/>
-          <w:szCs w:val="22"/>
-          <w:lang w:val="en-US" w:eastAsia="en-US"/>
-        </w:rPr>
-        <w:t>(b)):</w:t>
-      </w:r>
-    </w:p>
-    <w:p>
-      <w:pPr>
-        <w:ind w:left="709"/>
-        <w:rPr>
-          <w:rFonts w:ascii="Courier New" w:eastAsia="Courier New" w:hAnsi="Courier New" w:cs="Courier New"/>
-          <w:szCs w:val="22"/>
-          <w:lang w:val="en-US" w:eastAsia="en-US"/>
-        </w:rPr>
-      </w:pPr>
-      <w:r>
-        <w:rPr>
-          <w:rFonts w:ascii="Courier New" w:eastAsia="Courier New" w:hAnsi="Courier New" w:cs="Courier New"/>
-          <w:szCs w:val="22"/>
-          <w:lang w:val="en-US" w:eastAsia="en-US"/>
-        </w:rPr>
-        <w:t xml:space="preserve">    Ai = </w:t>
-      </w:r>
-      <w:proofErr w:type="spellStart"/>
-      <w:proofErr w:type="gramStart"/>
-      <w:r>
-        <w:rPr>
-          <w:rFonts w:ascii="Courier New" w:eastAsia="Courier New" w:hAnsi="Courier New" w:cs="Courier New"/>
-          <w:szCs w:val="22"/>
-          <w:lang w:val="en-US" w:eastAsia="en-US"/>
-        </w:rPr>
-        <w:t>A.copy</w:t>
-      </w:r>
-      <w:proofErr w:type="spellEnd"/>
-      <w:proofErr w:type="gramEnd"/>
-      <w:r>
-        <w:rPr>
-          <w:rFonts w:ascii="Courier New" w:eastAsia="Courier New" w:hAnsi="Courier New" w:cs="Courier New"/>
-          <w:szCs w:val="22"/>
-          <w:lang w:val="en-US" w:eastAsia="en-US"/>
-        </w:rPr>
-        <w:t>()</w:t>
-      </w:r>
-    </w:p>
-    <w:p>
-      <w:pPr>
-        <w:ind w:left="709"/>
-        <w:rPr>
-          <w:rFonts w:ascii="Courier New" w:eastAsia="Courier New" w:hAnsi="Courier New" w:cs="Courier New"/>
-          <w:szCs w:val="22"/>
-          <w:lang w:val="en-US" w:eastAsia="en-US"/>
-        </w:rPr>
-      </w:pPr>
-      <w:r>
-        <w:rPr>
-          <w:rFonts w:ascii="Courier New" w:eastAsia="Courier New" w:hAnsi="Courier New" w:cs="Courier New"/>
-          <w:szCs w:val="22"/>
-          <w:lang w:val="en-US" w:eastAsia="en-US"/>
-        </w:rPr>
-        <w:t xml:space="preserve">    Ai</w:t>
-      </w:r>
-      <w:proofErr w:type="gramStart"/>
-      <w:r>
-        <w:rPr>
-          <w:rFonts w:ascii="Courier New" w:eastAsia="Courier New" w:hAnsi="Courier New" w:cs="Courier New"/>
-          <w:szCs w:val="22"/>
-          <w:lang w:val="en-US" w:eastAsia="en-US"/>
-        </w:rPr>
-        <w:t>[:,</w:t>
-      </w:r>
-      <w:proofErr w:type="gramEnd"/>
-      <w:r>
-        <w:rPr>
-          <w:rFonts w:ascii="Courier New" w:eastAsia="Courier New" w:hAnsi="Courier New" w:cs="Courier New"/>
-          <w:szCs w:val="22"/>
-          <w:lang w:val="en-US" w:eastAsia="en-US"/>
-        </w:rPr>
-        <w:t xml:space="preserve"> </w:t>
-      </w:r>
-      <w:proofErr w:type="spellStart"/>
-      <w:r>
-        <w:rPr>
-          <w:rFonts w:ascii="Courier New" w:eastAsia="Courier New" w:hAnsi="Courier New" w:cs="Courier New"/>
-          <w:szCs w:val="22"/>
-          <w:lang w:val="en-US" w:eastAsia="en-US"/>
-        </w:rPr>
-        <w:t>i</w:t>
-      </w:r>
-      <w:proofErr w:type="spellEnd"/>
-      <w:r>
-        <w:rPr>
-          <w:rFonts w:ascii="Courier New" w:eastAsia="Courier New" w:hAnsi="Courier New" w:cs="Courier New"/>
-          <w:szCs w:val="22"/>
-          <w:lang w:val="en-US" w:eastAsia="en-US"/>
-        </w:rPr>
-        <w:t>] = b</w:t>
-      </w:r>
-    </w:p>
-    <w:p>
-      <w:pPr>
-        <w:ind w:left="709"/>
-        <w:rPr>
-          <w:rFonts w:ascii="Courier New" w:eastAsia="Courier New" w:hAnsi="Courier New" w:cs="Courier New"/>
-          <w:szCs w:val="22"/>
-          <w:lang w:val="en-US" w:eastAsia="en-US"/>
-        </w:rPr>
-      </w:pPr>
-      <w:r>
-        <w:rPr>
-          <w:rFonts w:ascii="Courier New" w:eastAsia="Courier New" w:hAnsi="Courier New" w:cs="Courier New"/>
-          <w:szCs w:val="22"/>
-          <w:lang w:val="en-US" w:eastAsia="en-US"/>
-        </w:rPr>
-        <w:t xml:space="preserve">    x[</w:t>
-      </w:r>
-      <w:proofErr w:type="spellStart"/>
-      <w:r>
-        <w:rPr>
-          <w:rFonts w:ascii="Courier New" w:eastAsia="Courier New" w:hAnsi="Courier New" w:cs="Courier New"/>
-          <w:szCs w:val="22"/>
-          <w:lang w:val="en-US" w:eastAsia="en-US"/>
-        </w:rPr>
-        <w:t>i</w:t>
-      </w:r>
-      <w:proofErr w:type="spellEnd"/>
-      <w:r>
-        <w:rPr>
-          <w:rFonts w:ascii="Courier New" w:eastAsia="Courier New" w:hAnsi="Courier New" w:cs="Courier New"/>
-          <w:szCs w:val="22"/>
-          <w:lang w:val="en-US" w:eastAsia="en-US"/>
-        </w:rPr>
-        <w:t xml:space="preserve">] = </w:t>
-      </w:r>
-      <w:proofErr w:type="spellStart"/>
-      <w:proofErr w:type="gramStart"/>
-      <w:r>
-        <w:rPr>
-          <w:rFonts w:ascii="Courier New" w:eastAsia="Courier New" w:hAnsi="Courier New" w:cs="Courier New"/>
-          <w:szCs w:val="22"/>
-          <w:lang w:val="en-US" w:eastAsia="en-US"/>
-        </w:rPr>
-        <w:t>np.linalg.det</w:t>
-      </w:r>
-      <w:proofErr w:type="spellEnd"/>
-      <w:r>
-        <w:rPr>
-          <w:rFonts w:ascii="Courier New" w:eastAsia="Courier New" w:hAnsi="Courier New" w:cs="Courier New"/>
-          <w:szCs w:val="22"/>
-          <w:lang w:val="en-US" w:eastAsia="en-US"/>
-        </w:rPr>
-        <w:t>(</w:t>
-      </w:r>
-      <w:proofErr w:type="gramEnd"/>
-      <w:r>
-        <w:rPr>
-          <w:rFonts w:ascii="Courier New" w:eastAsia="Courier New" w:hAnsi="Courier New" w:cs="Courier New"/>
-          <w:szCs w:val="22"/>
-          <w:lang w:val="en-US" w:eastAsia="en-US"/>
-        </w:rPr>
-        <w:t>Ai) / D</w:t>
+        <w:t xml:space="preserve">    x[i] = np.linalg.det(Ai) / D</w:t>
       </w:r>
     </w:p>
     <w:p>
@@ -15449,7 +13940,6 @@
         </w:rPr>
         <w:t xml:space="preserve">Для больших систем метод Крамера используется редко, так как он требует вычисления нескольких определителей и менее эффективен, чем методы на основе разложения матриц или функция </w:t>
       </w:r>
-      <w:proofErr w:type="gramStart"/>
       <w:r>
         <w:rPr>
           <w:sz w:val="28"/>
@@ -15466,7 +13956,6 @@
         </w:rPr>
         <w:t>.</w:t>
       </w:r>
-      <w:proofErr w:type="spellStart"/>
       <w:r>
         <w:rPr>
           <w:sz w:val="28"/>
@@ -15475,8 +13964,6 @@
         </w:rPr>
         <w:t>linalg</w:t>
       </w:r>
-      <w:proofErr w:type="spellEnd"/>
-      <w:proofErr w:type="gramEnd"/>
       <w:r>
         <w:rPr>
           <w:sz w:val="28"/>
@@ -15684,42 +14171,50 @@
           <w:lang w:val="en-US" w:eastAsia="en-US"/>
         </w:rPr>
       </w:pPr>
-      <w:proofErr w:type="spellStart"/>
-      <w:r>
-        <w:rPr>
-          <w:sz w:val="28"/>
-          <w:szCs w:val="22"/>
-          <w:lang w:val="en-US" w:eastAsia="en-US"/>
-        </w:rPr>
-        <w:t>Алгоритм</w:t>
-      </w:r>
-      <w:proofErr w:type="spellEnd"/>
-      <w:r>
-        <w:rPr>
-          <w:sz w:val="28"/>
+      <w:r>
+        <w:rPr>
+          <w:sz w:val="28"/>
+          <w:szCs w:val="22"/>
+          <w:lang w:val="en-US" w:eastAsia="en-US"/>
+        </w:rPr>
+        <w:t>Алгоритм средствами NumPy:</w:t>
+      </w:r>
+    </w:p>
+    <w:p>
+      <w:pPr>
+        <w:ind w:left="709"/>
+        <w:rPr>
+          <w:rFonts w:ascii="Courier New" w:eastAsia="Courier New" w:hAnsi="Courier New" w:cs="Courier New"/>
+          <w:szCs w:val="22"/>
+          <w:lang w:val="en-US" w:eastAsia="en-US"/>
+        </w:rPr>
+      </w:pPr>
+      <w:r>
+        <w:rPr>
+          <w:rFonts w:ascii="Courier New" w:eastAsia="Courier New" w:hAnsi="Courier New" w:cs="Courier New"/>
+          <w:szCs w:val="22"/>
+          <w:lang w:val="en-US" w:eastAsia="en-US"/>
+        </w:rPr>
+        <w:t>import numpy as np</w:t>
+      </w:r>
+    </w:p>
+    <w:p>
+      <w:pPr>
+        <w:ind w:left="709"/>
+        <w:rPr>
+          <w:rFonts w:ascii="Courier New" w:eastAsia="Courier New" w:hAnsi="Courier New" w:cs="Courier New"/>
+          <w:szCs w:val="22"/>
+          <w:lang w:val="en-US" w:eastAsia="en-US"/>
+        </w:rPr>
+      </w:pPr>
+      <w:r>
+        <w:rPr>
+          <w:rFonts w:ascii="Courier New" w:eastAsia="Courier New" w:hAnsi="Courier New" w:cs="Courier New"/>
           <w:szCs w:val="22"/>
           <w:lang w:val="en-US" w:eastAsia="en-US"/>
         </w:rPr>
         <w:t xml:space="preserve"> </w:t>
       </w:r>
-      <w:proofErr w:type="spellStart"/>
-      <w:r>
-        <w:rPr>
-          <w:sz w:val="28"/>
-          <w:szCs w:val="22"/>
-          <w:lang w:val="en-US" w:eastAsia="en-US"/>
-        </w:rPr>
-        <w:t>средствами</w:t>
-      </w:r>
-      <w:proofErr w:type="spellEnd"/>
-      <w:r>
-        <w:rPr>
-          <w:sz w:val="28"/>
-          <w:szCs w:val="22"/>
-          <w:lang w:val="en-US" w:eastAsia="en-US"/>
-        </w:rPr>
-        <w:t xml:space="preserve"> NumPy:</w:t>
-      </w:r>
     </w:p>
     <w:p>
       <w:pPr>
@@ -15736,25 +14231,23 @@
           <w:szCs w:val="22"/>
           <w:lang w:val="en-US" w:eastAsia="en-US"/>
         </w:rPr>
-        <w:t xml:space="preserve">import </w:t>
-      </w:r>
-      <w:proofErr w:type="spellStart"/>
+        <w:t xml:space="preserve">A = np.array([[2, 1, </w:t>
+      </w:r>
       <w:r>
         <w:rPr>
           <w:rFonts w:ascii="Courier New" w:eastAsia="Courier New" w:hAnsi="Courier New" w:cs="Courier New"/>
           <w:szCs w:val="22"/>
           <w:lang w:val="en-US" w:eastAsia="en-US"/>
         </w:rPr>
-        <w:t>numpy</w:t>
-      </w:r>
-      <w:proofErr w:type="spellEnd"/>
+        <w:t>-</w:t>
+      </w:r>
       <w:r>
         <w:rPr>
           <w:rFonts w:ascii="Courier New" w:eastAsia="Courier New" w:hAnsi="Courier New" w:cs="Courier New"/>
           <w:szCs w:val="22"/>
           <w:lang w:val="en-US" w:eastAsia="en-US"/>
         </w:rPr>
-        <w:t xml:space="preserve"> as np</w:t>
+        <w:t>1],</w:t>
       </w:r>
     </w:p>
     <w:p>
@@ -15772,6 +14265,140 @@
           <w:szCs w:val="22"/>
           <w:lang w:val="en-US" w:eastAsia="en-US"/>
         </w:rPr>
+        <w:t xml:space="preserve">              [</w:t>
+      </w:r>
+      <w:r>
+        <w:rPr>
+          <w:rFonts w:ascii="Courier New" w:eastAsia="Courier New" w:hAnsi="Courier New" w:cs="Courier New"/>
+          <w:szCs w:val="22"/>
+          <w:lang w:val="en-US" w:eastAsia="en-US"/>
+        </w:rPr>
+        <w:t>-</w:t>
+      </w:r>
+      <w:r>
+        <w:rPr>
+          <w:rFonts w:ascii="Courier New" w:eastAsia="Courier New" w:hAnsi="Courier New" w:cs="Courier New"/>
+          <w:szCs w:val="22"/>
+          <w:lang w:val="en-US" w:eastAsia="en-US"/>
+        </w:rPr>
+        <w:t xml:space="preserve">3, </w:t>
+      </w:r>
+      <w:r>
+        <w:rPr>
+          <w:rFonts w:ascii="Courier New" w:eastAsia="Courier New" w:hAnsi="Courier New" w:cs="Courier New"/>
+          <w:szCs w:val="22"/>
+          <w:lang w:val="en-US" w:eastAsia="en-US"/>
+        </w:rPr>
+        <w:t>-</w:t>
+      </w:r>
+      <w:r>
+        <w:rPr>
+          <w:rFonts w:ascii="Courier New" w:eastAsia="Courier New" w:hAnsi="Courier New" w:cs="Courier New"/>
+          <w:szCs w:val="22"/>
+          <w:lang w:val="en-US" w:eastAsia="en-US"/>
+        </w:rPr>
+        <w:t>1, 2],</w:t>
+      </w:r>
+    </w:p>
+    <w:p>
+      <w:pPr>
+        <w:ind w:left="709"/>
+        <w:rPr>
+          <w:rFonts w:ascii="Courier New" w:eastAsia="Courier New" w:hAnsi="Courier New" w:cs="Courier New"/>
+          <w:szCs w:val="22"/>
+          <w:lang w:val="en-US" w:eastAsia="en-US"/>
+        </w:rPr>
+      </w:pPr>
+      <w:r>
+        <w:rPr>
+          <w:rFonts w:ascii="Courier New" w:eastAsia="Courier New" w:hAnsi="Courier New" w:cs="Courier New"/>
+          <w:szCs w:val="22"/>
+          <w:lang w:val="en-US" w:eastAsia="en-US"/>
+        </w:rPr>
+        <w:t xml:space="preserve">              [</w:t>
+      </w:r>
+      <w:r>
+        <w:rPr>
+          <w:rFonts w:ascii="Courier New" w:eastAsia="Courier New" w:hAnsi="Courier New" w:cs="Courier New"/>
+          <w:szCs w:val="22"/>
+          <w:lang w:val="en-US" w:eastAsia="en-US"/>
+        </w:rPr>
+        <w:t>-</w:t>
+      </w:r>
+      <w:r>
+        <w:rPr>
+          <w:rFonts w:ascii="Courier New" w:eastAsia="Courier New" w:hAnsi="Courier New" w:cs="Courier New"/>
+          <w:szCs w:val="22"/>
+          <w:lang w:val="en-US" w:eastAsia="en-US"/>
+        </w:rPr>
+        <w:t>2, 1, 2]], dtype=float)</w:t>
+      </w:r>
+    </w:p>
+    <w:p>
+      <w:pPr>
+        <w:ind w:left="709"/>
+        <w:rPr>
+          <w:rFonts w:ascii="Courier New" w:eastAsia="Courier New" w:hAnsi="Courier New" w:cs="Courier New"/>
+          <w:szCs w:val="22"/>
+          <w:lang w:val="en-US" w:eastAsia="en-US"/>
+        </w:rPr>
+      </w:pPr>
+      <w:r>
+        <w:rPr>
+          <w:rFonts w:ascii="Courier New" w:eastAsia="Courier New" w:hAnsi="Courier New" w:cs="Courier New"/>
+          <w:szCs w:val="22"/>
+          <w:lang w:val="en-US" w:eastAsia="en-US"/>
+        </w:rPr>
+        <w:t xml:space="preserve">b = np.array([8, </w:t>
+      </w:r>
+      <w:r>
+        <w:rPr>
+          <w:rFonts w:ascii="Courier New" w:eastAsia="Courier New" w:hAnsi="Courier New" w:cs="Courier New"/>
+          <w:szCs w:val="22"/>
+          <w:lang w:val="en-US" w:eastAsia="en-US"/>
+        </w:rPr>
+        <w:t>-</w:t>
+      </w:r>
+      <w:r>
+        <w:rPr>
+          <w:rFonts w:ascii="Courier New" w:eastAsia="Courier New" w:hAnsi="Courier New" w:cs="Courier New"/>
+          <w:szCs w:val="22"/>
+          <w:lang w:val="en-US" w:eastAsia="en-US"/>
+        </w:rPr>
+        <w:t xml:space="preserve">11, </w:t>
+      </w:r>
+      <w:r>
+        <w:rPr>
+          <w:rFonts w:ascii="Courier New" w:eastAsia="Courier New" w:hAnsi="Courier New" w:cs="Courier New"/>
+          <w:szCs w:val="22"/>
+          <w:lang w:val="en-US" w:eastAsia="en-US"/>
+        </w:rPr>
+        <w:t>-</w:t>
+      </w:r>
+      <w:r>
+        <w:rPr>
+          <w:rFonts w:ascii="Courier New" w:eastAsia="Courier New" w:hAnsi="Courier New" w:cs="Courier New"/>
+          <w:szCs w:val="22"/>
+          <w:lang w:val="en-US" w:eastAsia="en-US"/>
+        </w:rPr>
+        <w:t>3], dtype=float)</w:t>
+      </w:r>
+    </w:p>
+    <w:p>
+      <w:pPr>
+        <w:ind w:left="709"/>
+        <w:rPr>
+          <w:rFonts w:ascii="Courier New" w:eastAsia="Courier New" w:hAnsi="Courier New" w:cs="Courier New"/>
+          <w:szCs w:val="22"/>
+          <w:lang w:val="en-US" w:eastAsia="en-US"/>
+        </w:rPr>
+      </w:pPr>
+      <w:r>
+        <w:rPr>
+          <w:rFonts w:ascii="Courier New" w:eastAsia="Courier New" w:hAnsi="Courier New" w:cs="Courier New"/>
+          <w:szCs w:val="22"/>
+          <w:lang w:val="en-US" w:eastAsia="en-US"/>
+        </w:rPr>
         <w:t xml:space="preserve"> </w:t>
       </w:r>
     </w:p>
@@ -15790,35 +14417,33 @@
           <w:szCs w:val="22"/>
           <w:lang w:val="en-US" w:eastAsia="en-US"/>
         </w:rPr>
-        <w:t xml:space="preserve">A = </w:t>
-      </w:r>
-      <w:proofErr w:type="spellStart"/>
-      <w:proofErr w:type="gramStart"/>
-      <w:r>
+        <w:t>if np.isclose(np.linalg.det(A), 0):</w:t>
+      </w:r>
+    </w:p>
+    <w:p>
+      <w:pPr>
+        <w:ind w:left="709"/>
         <w:rPr>
           <w:rFonts w:ascii="Courier New" w:eastAsia="Courier New" w:hAnsi="Courier New" w:cs="Courier New"/>
           <w:szCs w:val="22"/>
-          <w:lang w:val="en-US" w:eastAsia="en-US"/>
-        </w:rPr>
-        <w:t>np.array</w:t>
-      </w:r>
-      <w:proofErr w:type="spellEnd"/>
-      <w:proofErr w:type="gramEnd"/>
+          <w:lang w:eastAsia="en-US"/>
+        </w:rPr>
+      </w:pPr>
       <w:r>
         <w:rPr>
           <w:rFonts w:ascii="Courier New" w:eastAsia="Courier New" w:hAnsi="Courier New" w:cs="Courier New"/>
           <w:szCs w:val="22"/>
           <w:lang w:val="en-US" w:eastAsia="en-US"/>
         </w:rPr>
-        <w:t xml:space="preserve">([[2, 1, </w:t>
+        <w:t xml:space="preserve">    raise</w:t>
       </w:r>
       <w:r>
         <w:rPr>
           <w:rFonts w:ascii="Courier New" w:eastAsia="Courier New" w:hAnsi="Courier New" w:cs="Courier New"/>
           <w:szCs w:val="22"/>
-          <w:lang w:val="en-US" w:eastAsia="en-US"/>
-        </w:rPr>
-        <w:t>-</w:t>
+          <w:lang w:eastAsia="en-US"/>
+        </w:rPr>
+        <w:t xml:space="preserve"> </w:t>
       </w:r>
       <w:r>
         <w:rPr>
@@ -15826,7 +14451,31 @@
           <w:szCs w:val="22"/>
           <w:lang w:val="en-US" w:eastAsia="en-US"/>
         </w:rPr>
-        <w:t>1],</w:t>
+        <w:t>ValueError</w:t>
+      </w:r>
+      <w:r>
+        <w:rPr>
+          <w:rFonts w:ascii="Courier New" w:eastAsia="Courier New" w:hAnsi="Courier New" w:cs="Courier New"/>
+          <w:szCs w:val="22"/>
+          <w:lang w:eastAsia="en-US"/>
+        </w:rPr>
+        <w:t xml:space="preserve">('Матрица </w:t>
+      </w:r>
+      <w:r>
+        <w:rPr>
+          <w:rFonts w:ascii="Courier New" w:eastAsia="Courier New" w:hAnsi="Courier New" w:cs="Courier New"/>
+          <w:szCs w:val="22"/>
+          <w:lang w:val="en-US" w:eastAsia="en-US"/>
+        </w:rPr>
+        <w:t>A</w:t>
+      </w:r>
+      <w:r>
+        <w:rPr>
+          <w:rFonts w:ascii="Courier New" w:eastAsia="Courier New" w:hAnsi="Courier New" w:cs="Courier New"/>
+          <w:szCs w:val="22"/>
+          <w:lang w:eastAsia="en-US"/>
+        </w:rPr>
+        <w:t xml:space="preserve"> вырождена, обратной матрицы нет')</w:t>
       </w:r>
     </w:p>
     <w:p>
@@ -15835,432 +14484,52 @@
         <w:rPr>
           <w:rFonts w:ascii="Courier New" w:eastAsia="Courier New" w:hAnsi="Courier New" w:cs="Courier New"/>
           <w:szCs w:val="22"/>
-          <w:lang w:val="en-US" w:eastAsia="en-US"/>
+          <w:lang w:eastAsia="en-US"/>
         </w:rPr>
       </w:pPr>
       <w:r>
         <w:rPr>
           <w:rFonts w:ascii="Courier New" w:eastAsia="Courier New" w:hAnsi="Courier New" w:cs="Courier New"/>
           <w:szCs w:val="22"/>
-          <w:lang w:val="en-US" w:eastAsia="en-US"/>
-        </w:rPr>
-        <w:t xml:space="preserve">              [</w:t>
-      </w:r>
-      <w:r>
+          <w:lang w:eastAsia="en-US"/>
+        </w:rPr>
+        <w:t xml:space="preserve"> </w:t>
+      </w:r>
+    </w:p>
+    <w:p>
+      <w:pPr>
+        <w:ind w:left="709"/>
         <w:rPr>
           <w:rFonts w:ascii="Courier New" w:eastAsia="Courier New" w:hAnsi="Courier New" w:cs="Courier New"/>
           <w:szCs w:val="22"/>
           <w:lang w:val="en-US" w:eastAsia="en-US"/>
         </w:rPr>
-        <w:t>-</w:t>
-      </w:r>
+      </w:pPr>
       <w:r>
         <w:rPr>
           <w:rFonts w:ascii="Courier New" w:eastAsia="Courier New" w:hAnsi="Courier New" w:cs="Courier New"/>
           <w:szCs w:val="22"/>
           <w:lang w:val="en-US" w:eastAsia="en-US"/>
         </w:rPr>
-        <w:t xml:space="preserve">3, </w:t>
-      </w:r>
-      <w:r>
+        <w:t>A_inv = np.linalg.inv(A)</w:t>
+      </w:r>
+    </w:p>
+    <w:p>
+      <w:pPr>
+        <w:ind w:left="709"/>
         <w:rPr>
           <w:rFonts w:ascii="Courier New" w:eastAsia="Courier New" w:hAnsi="Courier New" w:cs="Courier New"/>
           <w:szCs w:val="22"/>
           <w:lang w:val="en-US" w:eastAsia="en-US"/>
         </w:rPr>
-        <w:t>-</w:t>
-      </w:r>
+      </w:pPr>
       <w:r>
         <w:rPr>
           <w:rFonts w:ascii="Courier New" w:eastAsia="Courier New" w:hAnsi="Courier New" w:cs="Courier New"/>
           <w:szCs w:val="22"/>
           <w:lang w:val="en-US" w:eastAsia="en-US"/>
         </w:rPr>
-        <w:t>1, 2],</w:t>
-      </w:r>
-    </w:p>
-    <w:p>
-      <w:pPr>
-        <w:ind w:left="709"/>
-        <w:rPr>
-          <w:rFonts w:ascii="Courier New" w:eastAsia="Courier New" w:hAnsi="Courier New" w:cs="Courier New"/>
-          <w:szCs w:val="22"/>
-          <w:lang w:val="en-US" w:eastAsia="en-US"/>
-        </w:rPr>
-      </w:pPr>
-      <w:r>
-        <w:rPr>
-          <w:rFonts w:ascii="Courier New" w:eastAsia="Courier New" w:hAnsi="Courier New" w:cs="Courier New"/>
-          <w:szCs w:val="22"/>
-          <w:lang w:val="en-US" w:eastAsia="en-US"/>
-        </w:rPr>
-        <w:t xml:space="preserve">              [</w:t>
-      </w:r>
-      <w:r>
-        <w:rPr>
-          <w:rFonts w:ascii="Courier New" w:eastAsia="Courier New" w:hAnsi="Courier New" w:cs="Courier New"/>
-          <w:szCs w:val="22"/>
-          <w:lang w:val="en-US" w:eastAsia="en-US"/>
-        </w:rPr>
-        <w:t>-</w:t>
-      </w:r>
-      <w:r>
-        <w:rPr>
-          <w:rFonts w:ascii="Courier New" w:eastAsia="Courier New" w:hAnsi="Courier New" w:cs="Courier New"/>
-          <w:szCs w:val="22"/>
-          <w:lang w:val="en-US" w:eastAsia="en-US"/>
-        </w:rPr>
-        <w:t xml:space="preserve">2, 1, 2]], </w:t>
-      </w:r>
-      <w:proofErr w:type="spellStart"/>
-      <w:r>
-        <w:rPr>
-          <w:rFonts w:ascii="Courier New" w:eastAsia="Courier New" w:hAnsi="Courier New" w:cs="Courier New"/>
-          <w:szCs w:val="22"/>
-          <w:lang w:val="en-US" w:eastAsia="en-US"/>
-        </w:rPr>
-        <w:t>dtype</w:t>
-      </w:r>
-      <w:proofErr w:type="spellEnd"/>
-      <w:r>
-        <w:rPr>
-          <w:rFonts w:ascii="Courier New" w:eastAsia="Courier New" w:hAnsi="Courier New" w:cs="Courier New"/>
-          <w:szCs w:val="22"/>
-          <w:lang w:val="en-US" w:eastAsia="en-US"/>
-        </w:rPr>
-        <w:t>=float)</w:t>
-      </w:r>
-    </w:p>
-    <w:p>
-      <w:pPr>
-        <w:ind w:left="709"/>
-        <w:rPr>
-          <w:rFonts w:ascii="Courier New" w:eastAsia="Courier New" w:hAnsi="Courier New" w:cs="Courier New"/>
-          <w:szCs w:val="22"/>
-          <w:lang w:val="en-US" w:eastAsia="en-US"/>
-        </w:rPr>
-      </w:pPr>
-      <w:r>
-        <w:rPr>
-          <w:rFonts w:ascii="Courier New" w:eastAsia="Courier New" w:hAnsi="Courier New" w:cs="Courier New"/>
-          <w:szCs w:val="22"/>
-          <w:lang w:val="en-US" w:eastAsia="en-US"/>
-        </w:rPr>
-        <w:t xml:space="preserve">b = </w:t>
-      </w:r>
-      <w:proofErr w:type="spellStart"/>
-      <w:proofErr w:type="gramStart"/>
-      <w:r>
-        <w:rPr>
-          <w:rFonts w:ascii="Courier New" w:eastAsia="Courier New" w:hAnsi="Courier New" w:cs="Courier New"/>
-          <w:szCs w:val="22"/>
-          <w:lang w:val="en-US" w:eastAsia="en-US"/>
-        </w:rPr>
-        <w:t>np.array</w:t>
-      </w:r>
-      <w:proofErr w:type="spellEnd"/>
-      <w:proofErr w:type="gramEnd"/>
-      <w:r>
-        <w:rPr>
-          <w:rFonts w:ascii="Courier New" w:eastAsia="Courier New" w:hAnsi="Courier New" w:cs="Courier New"/>
-          <w:szCs w:val="22"/>
-          <w:lang w:val="en-US" w:eastAsia="en-US"/>
-        </w:rPr>
-        <w:t xml:space="preserve">([8, </w:t>
-      </w:r>
-      <w:r>
-        <w:rPr>
-          <w:rFonts w:ascii="Courier New" w:eastAsia="Courier New" w:hAnsi="Courier New" w:cs="Courier New"/>
-          <w:szCs w:val="22"/>
-          <w:lang w:val="en-US" w:eastAsia="en-US"/>
-        </w:rPr>
-        <w:t>-</w:t>
-      </w:r>
-      <w:r>
-        <w:rPr>
-          <w:rFonts w:ascii="Courier New" w:eastAsia="Courier New" w:hAnsi="Courier New" w:cs="Courier New"/>
-          <w:szCs w:val="22"/>
-          <w:lang w:val="en-US" w:eastAsia="en-US"/>
-        </w:rPr>
-        <w:t xml:space="preserve">11, </w:t>
-      </w:r>
-      <w:r>
-        <w:rPr>
-          <w:rFonts w:ascii="Courier New" w:eastAsia="Courier New" w:hAnsi="Courier New" w:cs="Courier New"/>
-          <w:szCs w:val="22"/>
-          <w:lang w:val="en-US" w:eastAsia="en-US"/>
-        </w:rPr>
-        <w:t>-</w:t>
-      </w:r>
-      <w:r>
-        <w:rPr>
-          <w:rFonts w:ascii="Courier New" w:eastAsia="Courier New" w:hAnsi="Courier New" w:cs="Courier New"/>
-          <w:szCs w:val="22"/>
-          <w:lang w:val="en-US" w:eastAsia="en-US"/>
-        </w:rPr>
-        <w:t xml:space="preserve">3], </w:t>
-      </w:r>
-      <w:proofErr w:type="spellStart"/>
-      <w:r>
-        <w:rPr>
-          <w:rFonts w:ascii="Courier New" w:eastAsia="Courier New" w:hAnsi="Courier New" w:cs="Courier New"/>
-          <w:szCs w:val="22"/>
-          <w:lang w:val="en-US" w:eastAsia="en-US"/>
-        </w:rPr>
-        <w:t>dtype</w:t>
-      </w:r>
-      <w:proofErr w:type="spellEnd"/>
-      <w:r>
-        <w:rPr>
-          <w:rFonts w:ascii="Courier New" w:eastAsia="Courier New" w:hAnsi="Courier New" w:cs="Courier New"/>
-          <w:szCs w:val="22"/>
-          <w:lang w:val="en-US" w:eastAsia="en-US"/>
-        </w:rPr>
-        <w:t>=float)</w:t>
-      </w:r>
-    </w:p>
-    <w:p>
-      <w:pPr>
-        <w:ind w:left="709"/>
-        <w:rPr>
-          <w:rFonts w:ascii="Courier New" w:eastAsia="Courier New" w:hAnsi="Courier New" w:cs="Courier New"/>
-          <w:szCs w:val="22"/>
-          <w:lang w:val="en-US" w:eastAsia="en-US"/>
-        </w:rPr>
-      </w:pPr>
-      <w:r>
-        <w:rPr>
-          <w:rFonts w:ascii="Courier New" w:eastAsia="Courier New" w:hAnsi="Courier New" w:cs="Courier New"/>
-          <w:szCs w:val="22"/>
-          <w:lang w:val="en-US" w:eastAsia="en-US"/>
-        </w:rPr>
-        <w:t xml:space="preserve"> </w:t>
-      </w:r>
-    </w:p>
-    <w:p>
-      <w:pPr>
-        <w:ind w:left="709"/>
-        <w:rPr>
-          <w:rFonts w:ascii="Courier New" w:eastAsia="Courier New" w:hAnsi="Courier New" w:cs="Courier New"/>
-          <w:szCs w:val="22"/>
-          <w:lang w:val="en-US" w:eastAsia="en-US"/>
-        </w:rPr>
-      </w:pPr>
-      <w:r>
-        <w:rPr>
-          <w:rFonts w:ascii="Courier New" w:eastAsia="Courier New" w:hAnsi="Courier New" w:cs="Courier New"/>
-          <w:szCs w:val="22"/>
-          <w:lang w:val="en-US" w:eastAsia="en-US"/>
-        </w:rPr>
-        <w:t xml:space="preserve">if </w:t>
-      </w:r>
-      <w:proofErr w:type="spellStart"/>
-      <w:proofErr w:type="gramStart"/>
-      <w:r>
-        <w:rPr>
-          <w:rFonts w:ascii="Courier New" w:eastAsia="Courier New" w:hAnsi="Courier New" w:cs="Courier New"/>
-          <w:szCs w:val="22"/>
-          <w:lang w:val="en-US" w:eastAsia="en-US"/>
-        </w:rPr>
-        <w:t>np.isclose</w:t>
-      </w:r>
-      <w:proofErr w:type="spellEnd"/>
-      <w:proofErr w:type="gramEnd"/>
-      <w:r>
-        <w:rPr>
-          <w:rFonts w:ascii="Courier New" w:eastAsia="Courier New" w:hAnsi="Courier New" w:cs="Courier New"/>
-          <w:szCs w:val="22"/>
-          <w:lang w:val="en-US" w:eastAsia="en-US"/>
-        </w:rPr>
-        <w:t>(</w:t>
-      </w:r>
-      <w:proofErr w:type="spellStart"/>
-      <w:r>
-        <w:rPr>
-          <w:rFonts w:ascii="Courier New" w:eastAsia="Courier New" w:hAnsi="Courier New" w:cs="Courier New"/>
-          <w:szCs w:val="22"/>
-          <w:lang w:val="en-US" w:eastAsia="en-US"/>
-        </w:rPr>
-        <w:t>np.linalg.det</w:t>
-      </w:r>
-      <w:proofErr w:type="spellEnd"/>
-      <w:r>
-        <w:rPr>
-          <w:rFonts w:ascii="Courier New" w:eastAsia="Courier New" w:hAnsi="Courier New" w:cs="Courier New"/>
-          <w:szCs w:val="22"/>
-          <w:lang w:val="en-US" w:eastAsia="en-US"/>
-        </w:rPr>
-        <w:t>(A), 0):</w:t>
-      </w:r>
-    </w:p>
-    <w:p>
-      <w:pPr>
-        <w:ind w:left="709"/>
-        <w:rPr>
-          <w:rFonts w:ascii="Courier New" w:eastAsia="Courier New" w:hAnsi="Courier New" w:cs="Courier New"/>
-          <w:szCs w:val="22"/>
-          <w:lang w:eastAsia="en-US"/>
-        </w:rPr>
-      </w:pPr>
-      <w:r>
-        <w:rPr>
-          <w:rFonts w:ascii="Courier New" w:eastAsia="Courier New" w:hAnsi="Courier New" w:cs="Courier New"/>
-          <w:szCs w:val="22"/>
-          <w:lang w:val="en-US" w:eastAsia="en-US"/>
-        </w:rPr>
-        <w:t xml:space="preserve">    raise</w:t>
-      </w:r>
-      <w:r>
-        <w:rPr>
-          <w:rFonts w:ascii="Courier New" w:eastAsia="Courier New" w:hAnsi="Courier New" w:cs="Courier New"/>
-          <w:szCs w:val="22"/>
-          <w:lang w:eastAsia="en-US"/>
-        </w:rPr>
-        <w:t xml:space="preserve"> </w:t>
-      </w:r>
-      <w:proofErr w:type="spellStart"/>
-      <w:proofErr w:type="gramStart"/>
-      <w:r>
-        <w:rPr>
-          <w:rFonts w:ascii="Courier New" w:eastAsia="Courier New" w:hAnsi="Courier New" w:cs="Courier New"/>
-          <w:szCs w:val="22"/>
-          <w:lang w:val="en-US" w:eastAsia="en-US"/>
-        </w:rPr>
-        <w:t>ValueError</w:t>
-      </w:r>
-      <w:proofErr w:type="spellEnd"/>
-      <w:r>
-        <w:rPr>
-          <w:rFonts w:ascii="Courier New" w:eastAsia="Courier New" w:hAnsi="Courier New" w:cs="Courier New"/>
-          <w:szCs w:val="22"/>
-          <w:lang w:eastAsia="en-US"/>
-        </w:rPr>
-        <w:t>(</w:t>
-      </w:r>
-      <w:proofErr w:type="gramEnd"/>
-      <w:r>
-        <w:rPr>
-          <w:rFonts w:ascii="Courier New" w:eastAsia="Courier New" w:hAnsi="Courier New" w:cs="Courier New"/>
-          <w:szCs w:val="22"/>
-          <w:lang w:eastAsia="en-US"/>
-        </w:rPr>
-        <w:t xml:space="preserve">'Матрица </w:t>
-      </w:r>
-      <w:r>
-        <w:rPr>
-          <w:rFonts w:ascii="Courier New" w:eastAsia="Courier New" w:hAnsi="Courier New" w:cs="Courier New"/>
-          <w:szCs w:val="22"/>
-          <w:lang w:val="en-US" w:eastAsia="en-US"/>
-        </w:rPr>
-        <w:t>A</w:t>
-      </w:r>
-      <w:r>
-        <w:rPr>
-          <w:rFonts w:ascii="Courier New" w:eastAsia="Courier New" w:hAnsi="Courier New" w:cs="Courier New"/>
-          <w:szCs w:val="22"/>
-          <w:lang w:eastAsia="en-US"/>
-        </w:rPr>
-        <w:t xml:space="preserve"> вырождена, обратной матрицы нет')</w:t>
-      </w:r>
-    </w:p>
-    <w:p>
-      <w:pPr>
-        <w:ind w:left="709"/>
-        <w:rPr>
-          <w:rFonts w:ascii="Courier New" w:eastAsia="Courier New" w:hAnsi="Courier New" w:cs="Courier New"/>
-          <w:szCs w:val="22"/>
-          <w:lang w:eastAsia="en-US"/>
-        </w:rPr>
-      </w:pPr>
-      <w:r>
-        <w:rPr>
-          <w:rFonts w:ascii="Courier New" w:eastAsia="Courier New" w:hAnsi="Courier New" w:cs="Courier New"/>
-          <w:szCs w:val="22"/>
-          <w:lang w:eastAsia="en-US"/>
-        </w:rPr>
-        <w:t xml:space="preserve"> </w:t>
-      </w:r>
-    </w:p>
-    <w:p>
-      <w:pPr>
-        <w:ind w:left="709"/>
-        <w:rPr>
-          <w:rFonts w:ascii="Courier New" w:eastAsia="Courier New" w:hAnsi="Courier New" w:cs="Courier New"/>
-          <w:szCs w:val="22"/>
-          <w:lang w:val="en-US" w:eastAsia="en-US"/>
-        </w:rPr>
-      </w:pPr>
-      <w:proofErr w:type="spellStart"/>
-      <w:r>
-        <w:rPr>
-          <w:rFonts w:ascii="Courier New" w:eastAsia="Courier New" w:hAnsi="Courier New" w:cs="Courier New"/>
-          <w:szCs w:val="22"/>
-          <w:lang w:val="en-US" w:eastAsia="en-US"/>
-        </w:rPr>
-        <w:t>A_inv</w:t>
-      </w:r>
-      <w:proofErr w:type="spellEnd"/>
-      <w:r>
-        <w:rPr>
-          <w:rFonts w:ascii="Courier New" w:eastAsia="Courier New" w:hAnsi="Courier New" w:cs="Courier New"/>
-          <w:szCs w:val="22"/>
-          <w:lang w:val="en-US" w:eastAsia="en-US"/>
-        </w:rPr>
-        <w:t xml:space="preserve"> = </w:t>
-      </w:r>
-      <w:proofErr w:type="spellStart"/>
-      <w:r>
-        <w:rPr>
-          <w:rFonts w:ascii="Courier New" w:eastAsia="Courier New" w:hAnsi="Courier New" w:cs="Courier New"/>
-          <w:szCs w:val="22"/>
-          <w:lang w:val="en-US" w:eastAsia="en-US"/>
-        </w:rPr>
-        <w:t>np.linalg.inv</w:t>
-      </w:r>
-      <w:proofErr w:type="spellEnd"/>
-      <w:r>
-        <w:rPr>
-          <w:rFonts w:ascii="Courier New" w:eastAsia="Courier New" w:hAnsi="Courier New" w:cs="Courier New"/>
-          <w:szCs w:val="22"/>
-          <w:lang w:val="en-US" w:eastAsia="en-US"/>
-        </w:rPr>
-        <w:t>(A)</w:t>
-      </w:r>
-    </w:p>
-    <w:p>
-      <w:pPr>
-        <w:ind w:left="709"/>
-        <w:rPr>
-          <w:rFonts w:ascii="Courier New" w:eastAsia="Courier New" w:hAnsi="Courier New" w:cs="Courier New"/>
-          <w:szCs w:val="22"/>
-          <w:lang w:val="en-US" w:eastAsia="en-US"/>
-        </w:rPr>
-      </w:pPr>
-      <w:r>
-        <w:rPr>
-          <w:rFonts w:ascii="Courier New" w:eastAsia="Courier New" w:hAnsi="Courier New" w:cs="Courier New"/>
-          <w:szCs w:val="22"/>
-          <w:lang w:val="en-US" w:eastAsia="en-US"/>
-        </w:rPr>
-        <w:t xml:space="preserve">x = </w:t>
-      </w:r>
-      <w:proofErr w:type="spellStart"/>
-      <w:r>
-        <w:rPr>
-          <w:rFonts w:ascii="Courier New" w:eastAsia="Courier New" w:hAnsi="Courier New" w:cs="Courier New"/>
-          <w:szCs w:val="22"/>
-          <w:lang w:val="en-US" w:eastAsia="en-US"/>
-        </w:rPr>
-        <w:t>A_inv</w:t>
-      </w:r>
-      <w:proofErr w:type="spellEnd"/>
-      <w:r>
-        <w:rPr>
-          <w:rFonts w:ascii="Courier New" w:eastAsia="Courier New" w:hAnsi="Courier New" w:cs="Courier New"/>
-          <w:szCs w:val="22"/>
-          <w:lang w:val="en-US" w:eastAsia="en-US"/>
-        </w:rPr>
-        <w:t xml:space="preserve"> @ b</w:t>
+        <w:t>x = A_inv @ b</w:t>
       </w:r>
     </w:p>
     <w:p>
@@ -16318,7 +14587,6 @@
         </w:rPr>
         <w:t xml:space="preserve">На практике вместо явного вычисления обратной матрицы чаще используют функцию </w:t>
       </w:r>
-      <w:proofErr w:type="gramStart"/>
       <w:r>
         <w:rPr>
           <w:sz w:val="28"/>
@@ -16335,7 +14603,6 @@
         </w:rPr>
         <w:t>.</w:t>
       </w:r>
-      <w:proofErr w:type="spellStart"/>
       <w:r>
         <w:rPr>
           <w:sz w:val="28"/>
@@ -16344,8 +14611,6 @@
         </w:rPr>
         <w:t>linalg</w:t>
       </w:r>
-      <w:proofErr w:type="spellEnd"/>
-      <w:proofErr w:type="gramEnd"/>
       <w:r>
         <w:rPr>
           <w:sz w:val="28"/>
@@ -16434,7 +14699,6 @@
         </w:rPr>
         <w:t>.</w:t>
       </w:r>
-      <w:proofErr w:type="spellStart"/>
       <w:r>
         <w:rPr>
           <w:sz w:val="28"/>
@@ -16443,7 +14707,6 @@
         </w:rPr>
         <w:t>linalg</w:t>
       </w:r>
-      <w:proofErr w:type="spellEnd"/>
       <w:r>
         <w:rPr>
           <w:sz w:val="28"/>
@@ -16500,6 +14763,90 @@
         </w:rPr>
         <w:t>).</w:t>
       </w:r>
+    </w:p>
+    <w:p>
+      <w:pPr>
+        <w:spacing w:line="360" w:lineRule="auto"/>
+        <w:ind w:firstLine="709"/>
+        <w:jc w:val="both"/>
+        <w:rPr>
+          <w:sz w:val="28"/>
+        </w:rPr>
+      </w:pPr>
+      <w:r>
+        <w:rPr>
+          <w:b/>
+          <w:bCs/>
+          <w:sz w:val="28"/>
+          <w:szCs w:val="22"/>
+          <w:lang w:eastAsia="en-US"/>
+        </w:rPr>
+        <w:t xml:space="preserve">Вывод: </w:t>
+      </w:r>
+      <w:r>
+        <w:rPr>
+          <w:sz w:val="28"/>
+          <w:szCs w:val="22"/>
+          <w:lang w:eastAsia="en-US"/>
+        </w:rPr>
+        <w:t xml:space="preserve">в ходе лабораторной работы были </w:t>
+      </w:r>
+      <w:r>
+        <w:rPr>
+          <w:sz w:val="28"/>
+        </w:rPr>
+        <w:t>исследова</w:t>
+      </w:r>
+      <w:r>
+        <w:rPr>
+          <w:sz w:val="28"/>
+        </w:rPr>
+        <w:t>ны</w:t>
+      </w:r>
+      <w:r>
+        <w:rPr>
+          <w:sz w:val="28"/>
+        </w:rPr>
+        <w:t xml:space="preserve"> базовые возможности библиотеки </w:t>
+      </w:r>
+      <w:r>
+        <w:rPr>
+          <w:sz w:val="28"/>
+          <w:lang w:val="en-US"/>
+        </w:rPr>
+        <w:t>NumPy</w:t>
+      </w:r>
+      <w:r>
+        <w:rPr>
+          <w:sz w:val="28"/>
+        </w:rPr>
+        <w:t xml:space="preserve"> </w:t>
+      </w:r>
+      <w:r>
+        <w:rPr>
+          <w:sz w:val="28"/>
+        </w:rPr>
+        <w:t xml:space="preserve">языка программирования </w:t>
+      </w:r>
+      <w:r>
+        <w:rPr>
+          <w:sz w:val="28"/>
+          <w:lang w:val="en-US"/>
+        </w:rPr>
+        <w:t>Python</w:t>
+      </w:r>
+    </w:p>
+    <w:p>
+      <w:pPr>
+        <w:spacing w:line="360" w:lineRule="auto"/>
+        <w:ind w:firstLine="709"/>
+        <w:jc w:val="both"/>
+        <w:rPr>
+          <w:sz w:val="28"/>
+          <w:szCs w:val="22"/>
+          <w:lang w:eastAsia="en-US"/>
+        </w:rPr>
+      </w:pPr>
     </w:p>
     <w:sectPr>
       <w:pgSz w:w="11906" w:h="16838"/>
